--- a/raildriver-USA-Remapped.docx
+++ b/raildriver-USA-Remapped.docx
@@ -23967,7 +23967,7 @@
           <w:sz w:val="16"/>
           <w:szCs w:val="16"/>
         </w:rPr>
-        <w:t xml:space="preserve">    F40PH-3C-1</w:t>
+        <w:t xml:space="preserve">    F40PH-3C MBTA-1</w:t>
       </w:r>
     </w:p>
     <w:tbl>
@@ -24529,7 +24529,7 @@
           <w:szCs w:val="16"/>
         </w:rPr>
         <w:tab/>
-        <w:t xml:space="preserve">           F40PH-3C-2</w:t>
+        <w:t xml:space="preserve">           F40PH-3C MBTA-2</w:t>
       </w:r>
     </w:p>
     <w:tbl>
@@ -38729,25 +38729,7 @@
           <w:sz w:val="16"/>
           <w:szCs w:val="16"/>
         </w:rPr>
-        <w:t xml:space="preserve">    M</w:t>
-      </w:r>
-      <w:r>
-        <w:rPr>
-          <w:rFonts w:eastAsia="arial" w:ascii="arial" w:hAnsi="arial"/>
-          <w:color w:val="000000"/>
-          <w:sz w:val="16"/>
-          <w:szCs w:val="16"/>
-        </w:rPr>
-        <w:t>8</w:t>
-      </w:r>
-      <w:r>
-        <w:rPr>
-          <w:rFonts w:eastAsia="arial" w:ascii="arial" w:hAnsi="arial"/>
-          <w:color w:val="000000"/>
-          <w:sz w:val="16"/>
-          <w:szCs w:val="16"/>
-        </w:rPr>
-        <w:t>-1</w:t>
+        <w:t xml:space="preserve">    M8-1</w:t>
       </w:r>
     </w:p>
     <w:tbl>
@@ -38908,7 +38890,11 @@
               </w:rPr>
             </w:pPr>
             <w:r>
-              <w:rPr/>
+              <w:rPr>
+                <w:color w:val="000000"/>
+                <w:sz w:val="16"/>
+                <w:szCs w:val="16"/>
+              </w:rPr>
             </w:r>
           </w:p>
         </w:tc>
@@ -39034,53 +39020,37 @@
                 <w:sz w:val="16"/>
                 <w:szCs w:val="16"/>
               </w:rPr>
-              <w:t xml:space="preserve">Snow Brake </w:t>
-            </w:r>
-            <w:r>
-              <w:rPr>
-                <w:rFonts w:eastAsia="arial" w:ascii="arial" w:hAnsi="arial"/>
-                <w:color w:val="000000"/>
-                <w:sz w:val="16"/>
-                <w:szCs w:val="16"/>
-              </w:rPr>
-              <w:t>On</w:t>
-            </w:r>
-          </w:p>
-        </w:tc>
-        <w:tc>
-          <w:tcPr>
-            <w:tcW w:w="1016" w:type="dxa"/>
-            <w:tcBorders>
-              <w:top w:val="single" w:sz="4" w:space="0" w:color="000000"/>
-              <w:left w:val="single" w:sz="4" w:space="0" w:color="000000"/>
-              <w:bottom w:val="single" w:sz="4" w:space="0" w:color="000000"/>
-            </w:tcBorders>
-            <w:vAlign w:val="bottom"/>
-          </w:tcPr>
-          <w:p>
-            <w:pPr>
-              <w:pStyle w:val="Normal"/>
-              <w:widowControl w:val="false"/>
-              <w:spacing w:lineRule="auto" w:line="180"/>
-              <w:jc w:val="center"/>
-              <w:rPr>
-                <w:sz w:val="16"/>
-                <w:szCs w:val="16"/>
-              </w:rPr>
-            </w:pPr>
-            <w:r>
-              <w:rPr>
-                <w:sz w:val="16"/>
-                <w:szCs w:val="16"/>
-              </w:rPr>
-              <w:t xml:space="preserve">Gimbal </w:t>
-            </w:r>
-            <w:r>
-              <w:rPr>
-                <w:sz w:val="16"/>
-                <w:szCs w:val="16"/>
-              </w:rPr>
-              <w:t>Light Up</w:t>
+              <w:t>Snow Brake On</w:t>
+            </w:r>
+          </w:p>
+        </w:tc>
+        <w:tc>
+          <w:tcPr>
+            <w:tcW w:w="1016" w:type="dxa"/>
+            <w:tcBorders>
+              <w:top w:val="single" w:sz="4" w:space="0" w:color="000000"/>
+              <w:left w:val="single" w:sz="4" w:space="0" w:color="000000"/>
+              <w:bottom w:val="single" w:sz="4" w:space="0" w:color="000000"/>
+            </w:tcBorders>
+            <w:vAlign w:val="bottom"/>
+          </w:tcPr>
+          <w:p>
+            <w:pPr>
+              <w:pStyle w:val="Normal"/>
+              <w:widowControl w:val="false"/>
+              <w:spacing w:lineRule="auto" w:line="180"/>
+              <w:jc w:val="center"/>
+              <w:rPr>
+                <w:sz w:val="16"/>
+                <w:szCs w:val="16"/>
+              </w:rPr>
+            </w:pPr>
+            <w:r>
+              <w:rPr>
+                <w:sz w:val="16"/>
+                <w:szCs w:val="16"/>
+              </w:rPr>
+              <w:t>Gimbal Light Up</w:t>
             </w:r>
           </w:p>
         </w:tc>
@@ -39298,25 +39268,7 @@
           <w:szCs w:val="16"/>
         </w:rPr>
         <w:tab/>
-        <w:t xml:space="preserve">           M</w:t>
-      </w:r>
-      <w:r>
-        <w:rPr>
-          <w:rFonts w:eastAsia="arial" w:ascii="arial" w:hAnsi="arial"/>
-          <w:color w:val="000000"/>
-          <w:sz w:val="16"/>
-          <w:szCs w:val="16"/>
-        </w:rPr>
-        <w:t>8</w:t>
-      </w:r>
-      <w:r>
-        <w:rPr>
-          <w:rFonts w:eastAsia="arial" w:ascii="arial" w:hAnsi="arial"/>
-          <w:color w:val="000000"/>
-          <w:sz w:val="16"/>
-          <w:szCs w:val="16"/>
-        </w:rPr>
-        <w:t>-2</w:t>
+        <w:t xml:space="preserve">           M8-2</w:t>
       </w:r>
     </w:p>
     <w:tbl>
@@ -39475,7 +39427,11 @@
               </w:rPr>
             </w:pPr>
             <w:r>
-              <w:rPr/>
+              <w:rPr>
+                <w:color w:val="000000"/>
+                <w:sz w:val="16"/>
+                <w:szCs w:val="16"/>
+              </w:rPr>
             </w:r>
           </w:p>
         </w:tc>
@@ -39534,7 +39490,11 @@
               </w:rPr>
             </w:pPr>
             <w:r>
-              <w:rPr/>
+              <w:rPr>
+                <w:color w:val="000000"/>
+                <w:sz w:val="16"/>
+                <w:szCs w:val="16"/>
+              </w:rPr>
             </w:r>
           </w:p>
         </w:tc>
@@ -39593,60 +39553,37 @@
                 <w:sz w:val="16"/>
                 <w:szCs w:val="16"/>
               </w:rPr>
-              <w:t xml:space="preserve">Snow Brake </w:t>
-            </w:r>
-            <w:r>
-              <w:rPr>
-                <w:rFonts w:eastAsia="arial" w:ascii="arial" w:hAnsi="arial"/>
-                <w:color w:val="000000"/>
-                <w:sz w:val="16"/>
-                <w:szCs w:val="16"/>
-              </w:rPr>
-              <w:t>Off</w:t>
-            </w:r>
-          </w:p>
-        </w:tc>
-        <w:tc>
-          <w:tcPr>
-            <w:tcW w:w="1016" w:type="dxa"/>
-            <w:tcBorders>
-              <w:top w:val="single" w:sz="4" w:space="0" w:color="000000"/>
-              <w:left w:val="single" w:sz="4" w:space="0" w:color="000000"/>
-              <w:bottom w:val="single" w:sz="4" w:space="0" w:color="000000"/>
-            </w:tcBorders>
-            <w:vAlign w:val="bottom"/>
-          </w:tcPr>
-          <w:p>
-            <w:pPr>
-              <w:pStyle w:val="Normal"/>
-              <w:widowControl w:val="false"/>
-              <w:spacing w:lineRule="auto" w:line="180"/>
-              <w:jc w:val="center"/>
-              <w:rPr>
-                <w:sz w:val="16"/>
-                <w:szCs w:val="16"/>
-              </w:rPr>
-            </w:pPr>
-            <w:r>
-              <w:rPr>
-                <w:sz w:val="16"/>
-                <w:szCs w:val="16"/>
-              </w:rPr>
-              <w:t>Gimbal</w:t>
-            </w:r>
-            <w:r>
-              <w:rPr>
-                <w:sz w:val="16"/>
-                <w:szCs w:val="16"/>
-              </w:rPr>
-              <w:t xml:space="preserve"> Light </w:t>
-            </w:r>
-            <w:r>
-              <w:rPr>
-                <w:sz w:val="16"/>
-                <w:szCs w:val="16"/>
-              </w:rPr>
-              <w:t>Dw</w:t>
+              <w:t>Snow Brake Off</w:t>
+            </w:r>
+          </w:p>
+        </w:tc>
+        <w:tc>
+          <w:tcPr>
+            <w:tcW w:w="1016" w:type="dxa"/>
+            <w:tcBorders>
+              <w:top w:val="single" w:sz="4" w:space="0" w:color="000000"/>
+              <w:left w:val="single" w:sz="4" w:space="0" w:color="000000"/>
+              <w:bottom w:val="single" w:sz="4" w:space="0" w:color="000000"/>
+            </w:tcBorders>
+            <w:vAlign w:val="bottom"/>
+          </w:tcPr>
+          <w:p>
+            <w:pPr>
+              <w:pStyle w:val="Normal"/>
+              <w:widowControl w:val="false"/>
+              <w:spacing w:lineRule="auto" w:line="180"/>
+              <w:jc w:val="center"/>
+              <w:rPr>
+                <w:sz w:val="16"/>
+                <w:szCs w:val="16"/>
+              </w:rPr>
+            </w:pPr>
+            <w:r>
+              <w:rPr>
+                <w:sz w:val="16"/>
+                <w:szCs w:val="16"/>
+              </w:rPr>
+              <w:t>Gimbal Light Dw</w:t>
             </w:r>
           </w:p>
         </w:tc>
@@ -39897,25 +39834,7 @@
           <w:sz w:val="16"/>
           <w:szCs w:val="16"/>
         </w:rPr>
-        <w:t xml:space="preserve">    M</w:t>
-      </w:r>
-      <w:r>
-        <w:rPr>
-          <w:rFonts w:eastAsia="arial" w:ascii="arial" w:hAnsi="arial"/>
-          <w:color w:val="000000"/>
-          <w:sz w:val="16"/>
-          <w:szCs w:val="16"/>
-        </w:rPr>
-        <w:t>9</w:t>
-      </w:r>
-      <w:r>
-        <w:rPr>
-          <w:rFonts w:eastAsia="arial" w:ascii="arial" w:hAnsi="arial"/>
-          <w:color w:val="000000"/>
-          <w:sz w:val="16"/>
-          <w:szCs w:val="16"/>
-        </w:rPr>
-        <w:t>-1</w:t>
+        <w:t xml:space="preserve">    M9-1</w:t>
       </w:r>
     </w:p>
     <w:tbl>
@@ -40075,7 +39994,11 @@
               </w:rPr>
             </w:pPr>
             <w:r>
-              <w:rPr/>
+              <w:rPr>
+                <w:color w:val="000000"/>
+                <w:sz w:val="16"/>
+                <w:szCs w:val="16"/>
+              </w:rPr>
             </w:r>
           </w:p>
         </w:tc>
@@ -40230,14 +40153,7 @@
                 <w:sz w:val="16"/>
                 <w:szCs w:val="16"/>
               </w:rPr>
-              <w:t xml:space="preserve">Desk </w:t>
-            </w:r>
-            <w:r>
-              <w:rPr>
-                <w:sz w:val="16"/>
-                <w:szCs w:val="16"/>
-              </w:rPr>
-              <w:t>Light Up</w:t>
+              <w:t>Desk Light Up</w:t>
             </w:r>
           </w:p>
         </w:tc>
@@ -40329,14 +40245,7 @@
                 <w:sz w:val="16"/>
                 <w:szCs w:val="16"/>
               </w:rPr>
-              <w:t xml:space="preserve">Cab Light </w:t>
-            </w:r>
-            <w:r>
-              <w:rPr>
-                <w:sz w:val="16"/>
-                <w:szCs w:val="16"/>
-              </w:rPr>
-              <w:t>On</w:t>
+              <w:t>Cab Light On</w:t>
             </w:r>
           </w:p>
         </w:tc>
@@ -40462,7 +40371,563 @@
           <w:szCs w:val="16"/>
         </w:rPr>
         <w:tab/>
-        <w:t xml:space="preserve">           M</w:t>
+        <w:t xml:space="preserve">           M9-2</w:t>
+      </w:r>
+    </w:p>
+    <w:tbl>
+      <w:tblPr>
+        <w:tblW w:w="14248" w:type="dxa"/>
+        <w:jc w:val="left"/>
+        <w:tblInd w:w="-5" w:type="dxa"/>
+        <w:tblLayout w:type="fixed"/>
+        <w:tblCellMar>
+          <w:top w:w="0" w:type="dxa"/>
+          <w:left w:w="108" w:type="dxa"/>
+          <w:bottom w:w="0" w:type="dxa"/>
+          <w:right w:w="108" w:type="dxa"/>
+        </w:tblCellMar>
+        <w:tblLook w:firstRow="1" w:noVBand="1" w:lastRow="0" w:firstColumn="1" w:lastColumn="0" w:noHBand="0" w:val="04a0"/>
+      </w:tblPr>
+      <w:tblGrid>
+        <w:gridCol w:w="1017"/>
+        <w:gridCol w:w="1019"/>
+        <w:gridCol w:w="1014"/>
+        <w:gridCol w:w="1016"/>
+        <w:gridCol w:w="1020"/>
+        <w:gridCol w:w="1016"/>
+        <w:gridCol w:w="1016"/>
+        <w:gridCol w:w="1017"/>
+        <w:gridCol w:w="1016"/>
+        <w:gridCol w:w="1020"/>
+        <w:gridCol w:w="1016"/>
+        <w:gridCol w:w="1016"/>
+        <w:gridCol w:w="1016"/>
+        <w:gridCol w:w="1029"/>
+      </w:tblGrid>
+      <w:tr>
+        <w:trPr>
+          <w:trHeight w:val="440" w:hRule="exact"/>
+          <w:cantSplit w:val="true"/>
+        </w:trPr>
+        <w:tc>
+          <w:tcPr>
+            <w:tcW w:w="1017" w:type="dxa"/>
+            <w:tcBorders>
+              <w:top w:val="single" w:sz="4" w:space="0" w:color="000000"/>
+              <w:left w:val="single" w:sz="4" w:space="0" w:color="000000"/>
+              <w:bottom w:val="single" w:sz="4" w:space="0" w:color="000000"/>
+            </w:tcBorders>
+            <w:vAlign w:val="bottom"/>
+          </w:tcPr>
+          <w:p>
+            <w:pPr>
+              <w:pStyle w:val="Normal"/>
+              <w:widowControl w:val="false"/>
+              <w:spacing w:lineRule="auto" w:line="180" w:before="0" w:after="60"/>
+              <w:jc w:val="center"/>
+              <w:rPr>
+                <w:b/>
+                <w:bCs/>
+              </w:rPr>
+            </w:pPr>
+            <w:r>
+              <w:rPr>
+                <w:b/>
+                <w:bCs/>
+                <w:color w:val="000000"/>
+                <w:sz w:val="16"/>
+                <w:szCs w:val="16"/>
+              </w:rPr>
+              <w:t>HUD</w:t>
+            </w:r>
+          </w:p>
+        </w:tc>
+        <w:tc>
+          <w:tcPr>
+            <w:tcW w:w="1019" w:type="dxa"/>
+            <w:tcBorders>
+              <w:top w:val="single" w:sz="4" w:space="0" w:color="000000"/>
+              <w:left w:val="single" w:sz="4" w:space="0" w:color="000000"/>
+              <w:bottom w:val="single" w:sz="4" w:space="0" w:color="000000"/>
+            </w:tcBorders>
+            <w:vAlign w:val="bottom"/>
+          </w:tcPr>
+          <w:p>
+            <w:pPr>
+              <w:pStyle w:val="Normal"/>
+              <w:widowControl w:val="false"/>
+              <w:spacing w:lineRule="auto" w:line="180"/>
+              <w:jc w:val="center"/>
+              <w:rPr>
+                <w:color w:val="000000"/>
+                <w:sz w:val="16"/>
+                <w:szCs w:val="16"/>
+              </w:rPr>
+            </w:pPr>
+            <w:r>
+              <w:rPr>
+                <w:color w:val="000000"/>
+                <w:sz w:val="16"/>
+                <w:szCs w:val="16"/>
+              </w:rPr>
+              <w:t>Schedule</w:t>
+            </w:r>
+          </w:p>
+        </w:tc>
+        <w:tc>
+          <w:tcPr>
+            <w:tcW w:w="1014" w:type="dxa"/>
+            <w:tcBorders>
+              <w:top w:val="single" w:sz="4" w:space="0" w:color="000000"/>
+              <w:left w:val="single" w:sz="4" w:space="0" w:color="000000"/>
+              <w:bottom w:val="single" w:sz="4" w:space="0" w:color="000000"/>
+            </w:tcBorders>
+            <w:vAlign w:val="bottom"/>
+          </w:tcPr>
+          <w:p>
+            <w:pPr>
+              <w:pStyle w:val="Normal"/>
+              <w:widowControl w:val="false"/>
+              <w:jc w:val="center"/>
+              <w:rPr>
+                <w:rFonts w:ascii="arial" w:hAnsi="arial" w:eastAsia="arial"/>
+                <w:color w:val="000000"/>
+                <w:sz w:val="16"/>
+                <w:szCs w:val="16"/>
+              </w:rPr>
+            </w:pPr>
+            <w:r>
+              <w:rPr>
+                <w:rFonts w:eastAsia="arial" w:ascii="arial" w:hAnsi="arial"/>
+                <w:color w:val="000000"/>
+                <w:sz w:val="16"/>
+                <w:szCs w:val="16"/>
+              </w:rPr>
+            </w:r>
+          </w:p>
+        </w:tc>
+        <w:tc>
+          <w:tcPr>
+            <w:tcW w:w="1016" w:type="dxa"/>
+            <w:tcBorders>
+              <w:top w:val="single" w:sz="4" w:space="0" w:color="000000"/>
+              <w:left w:val="single" w:sz="4" w:space="0" w:color="000000"/>
+              <w:bottom w:val="single" w:sz="4" w:space="0" w:color="000000"/>
+            </w:tcBorders>
+            <w:vAlign w:val="bottom"/>
+          </w:tcPr>
+          <w:p>
+            <w:pPr>
+              <w:pStyle w:val="Normal"/>
+              <w:widowControl w:val="false"/>
+              <w:spacing w:lineRule="auto" w:line="180"/>
+              <w:jc w:val="center"/>
+              <w:rPr>
+                <w:color w:val="000000"/>
+                <w:sz w:val="16"/>
+                <w:szCs w:val="16"/>
+              </w:rPr>
+            </w:pPr>
+            <w:r>
+              <w:rPr>
+                <w:color w:val="000000"/>
+                <w:sz w:val="16"/>
+                <w:szCs w:val="16"/>
+              </w:rPr>
+            </w:r>
+          </w:p>
+        </w:tc>
+        <w:tc>
+          <w:tcPr>
+            <w:tcW w:w="1020" w:type="dxa"/>
+            <w:tcBorders>
+              <w:top w:val="single" w:sz="4" w:space="0" w:color="000000"/>
+              <w:left w:val="single" w:sz="4" w:space="0" w:color="000000"/>
+              <w:bottom w:val="single" w:sz="4" w:space="0" w:color="000000"/>
+            </w:tcBorders>
+            <w:vAlign w:val="bottom"/>
+          </w:tcPr>
+          <w:p>
+            <w:pPr>
+              <w:pStyle w:val="Normal"/>
+              <w:widowControl w:val="false"/>
+              <w:spacing w:lineRule="auto" w:line="180"/>
+              <w:jc w:val="center"/>
+              <w:rPr>
+                <w:color w:val="000000"/>
+                <w:sz w:val="16"/>
+                <w:szCs w:val="16"/>
+              </w:rPr>
+            </w:pPr>
+            <w:r>
+              <w:rPr>
+                <w:color w:val="000000"/>
+                <w:sz w:val="16"/>
+                <w:szCs w:val="16"/>
+              </w:rPr>
+            </w:r>
+          </w:p>
+        </w:tc>
+        <w:tc>
+          <w:tcPr>
+            <w:tcW w:w="1016" w:type="dxa"/>
+            <w:tcBorders>
+              <w:top w:val="single" w:sz="4" w:space="0" w:color="000000"/>
+              <w:left w:val="single" w:sz="4" w:space="0" w:color="000000"/>
+              <w:bottom w:val="single" w:sz="4" w:space="0" w:color="000000"/>
+            </w:tcBorders>
+            <w:vAlign w:val="bottom"/>
+          </w:tcPr>
+          <w:p>
+            <w:pPr>
+              <w:pStyle w:val="Normal"/>
+              <w:widowControl w:val="false"/>
+              <w:spacing w:lineRule="auto" w:line="180"/>
+              <w:jc w:val="center"/>
+              <w:rPr>
+                <w:color w:val="000000"/>
+                <w:sz w:val="16"/>
+                <w:szCs w:val="16"/>
+              </w:rPr>
+            </w:pPr>
+            <w:r>
+              <w:rPr>
+                <w:color w:val="000000"/>
+                <w:sz w:val="16"/>
+                <w:szCs w:val="16"/>
+              </w:rPr>
+            </w:r>
+          </w:p>
+        </w:tc>
+        <w:tc>
+          <w:tcPr>
+            <w:tcW w:w="1016" w:type="dxa"/>
+            <w:tcBorders>
+              <w:top w:val="single" w:sz="4" w:space="0" w:color="000000"/>
+              <w:left w:val="single" w:sz="4" w:space="0" w:color="000000"/>
+              <w:bottom w:val="single" w:sz="4" w:space="0" w:color="000000"/>
+            </w:tcBorders>
+            <w:vAlign w:val="bottom"/>
+          </w:tcPr>
+          <w:p>
+            <w:pPr>
+              <w:pStyle w:val="Normal"/>
+              <w:widowControl w:val="false"/>
+              <w:jc w:val="center"/>
+              <w:rPr>
+                <w:sz w:val="16"/>
+                <w:szCs w:val="16"/>
+              </w:rPr>
+            </w:pPr>
+            <w:r>
+              <w:rPr>
+                <w:sz w:val="16"/>
+                <w:szCs w:val="16"/>
+              </w:rPr>
+            </w:r>
+          </w:p>
+        </w:tc>
+        <w:tc>
+          <w:tcPr>
+            <w:tcW w:w="1017" w:type="dxa"/>
+            <w:tcBorders>
+              <w:top w:val="single" w:sz="4" w:space="0" w:color="000000"/>
+              <w:left w:val="single" w:sz="4" w:space="0" w:color="000000"/>
+              <w:bottom w:val="single" w:sz="4" w:space="0" w:color="000000"/>
+            </w:tcBorders>
+            <w:vAlign w:val="bottom"/>
+          </w:tcPr>
+          <w:p>
+            <w:pPr>
+              <w:pStyle w:val="Normal"/>
+              <w:widowControl w:val="false"/>
+              <w:spacing w:lineRule="auto" w:line="180"/>
+              <w:jc w:val="center"/>
+              <w:rPr>
+                <w:sz w:val="16"/>
+                <w:szCs w:val="16"/>
+              </w:rPr>
+            </w:pPr>
+            <w:r>
+              <w:rPr>
+                <w:rFonts w:eastAsia="arial" w:ascii="arial" w:hAnsi="arial"/>
+                <w:color w:val="000000"/>
+                <w:sz w:val="16"/>
+                <w:szCs w:val="16"/>
+              </w:rPr>
+              <w:t>Uncouple</w:t>
+            </w:r>
+          </w:p>
+        </w:tc>
+        <w:tc>
+          <w:tcPr>
+            <w:tcW w:w="1016" w:type="dxa"/>
+            <w:tcBorders>
+              <w:top w:val="single" w:sz="4" w:space="0" w:color="000000"/>
+              <w:left w:val="single" w:sz="4" w:space="0" w:color="000000"/>
+              <w:bottom w:val="single" w:sz="4" w:space="0" w:color="000000"/>
+            </w:tcBorders>
+            <w:vAlign w:val="bottom"/>
+          </w:tcPr>
+          <w:p>
+            <w:pPr>
+              <w:pStyle w:val="Normal"/>
+              <w:widowControl w:val="false"/>
+              <w:spacing w:lineRule="auto" w:line="180"/>
+              <w:jc w:val="center"/>
+              <w:rPr>
+                <w:sz w:val="16"/>
+                <w:szCs w:val="16"/>
+              </w:rPr>
+            </w:pPr>
+            <w:r>
+              <w:rPr>
+                <w:sz w:val="16"/>
+                <w:szCs w:val="16"/>
+              </w:rPr>
+              <w:t>Desk Light Dw</w:t>
+            </w:r>
+          </w:p>
+        </w:tc>
+        <w:tc>
+          <w:tcPr>
+            <w:tcW w:w="1020" w:type="dxa"/>
+            <w:tcBorders>
+              <w:top w:val="single" w:sz="4" w:space="0" w:color="000000"/>
+              <w:left w:val="single" w:sz="4" w:space="0" w:color="000000"/>
+              <w:bottom w:val="single" w:sz="4" w:space="0" w:color="000000"/>
+            </w:tcBorders>
+            <w:vAlign w:val="bottom"/>
+          </w:tcPr>
+          <w:p>
+            <w:pPr>
+              <w:pStyle w:val="Normal"/>
+              <w:widowControl w:val="false"/>
+              <w:spacing w:lineRule="auto" w:line="180"/>
+              <w:jc w:val="center"/>
+              <w:rPr>
+                <w:sz w:val="16"/>
+                <w:szCs w:val="16"/>
+              </w:rPr>
+            </w:pPr>
+            <w:r>
+              <w:rPr>
+                <w:rFonts w:eastAsia="arial" w:ascii="arial" w:hAnsi="arial"/>
+                <w:color w:val="000000"/>
+                <w:sz w:val="16"/>
+                <w:szCs w:val="16"/>
+              </w:rPr>
+              <w:t>Gauge Light Dw</w:t>
+            </w:r>
+          </w:p>
+        </w:tc>
+        <w:tc>
+          <w:tcPr>
+            <w:tcW w:w="1016" w:type="dxa"/>
+            <w:tcBorders>
+              <w:top w:val="single" w:sz="4" w:space="0" w:color="000000"/>
+              <w:left w:val="single" w:sz="4" w:space="0" w:color="000000"/>
+              <w:bottom w:val="single" w:sz="4" w:space="0" w:color="000000"/>
+            </w:tcBorders>
+            <w:vAlign w:val="bottom"/>
+          </w:tcPr>
+          <w:p>
+            <w:pPr>
+              <w:pStyle w:val="Normal"/>
+              <w:widowControl w:val="false"/>
+              <w:spacing w:lineRule="auto" w:line="180"/>
+              <w:jc w:val="center"/>
+              <w:rPr>
+                <w:sz w:val="16"/>
+                <w:szCs w:val="16"/>
+              </w:rPr>
+            </w:pPr>
+            <w:r>
+              <w:rPr>
+                <w:rFonts w:eastAsia="arial" w:ascii="arial" w:hAnsi="arial"/>
+                <w:color w:val="000000"/>
+                <w:sz w:val="16"/>
+                <w:szCs w:val="16"/>
+              </w:rPr>
+              <w:t>Marker Light Off</w:t>
+            </w:r>
+          </w:p>
+        </w:tc>
+        <w:tc>
+          <w:tcPr>
+            <w:tcW w:w="1016" w:type="dxa"/>
+            <w:tcBorders>
+              <w:top w:val="single" w:sz="4" w:space="0" w:color="000000"/>
+              <w:left w:val="single" w:sz="4" w:space="0" w:color="000000"/>
+              <w:bottom w:val="single" w:sz="4" w:space="0" w:color="000000"/>
+            </w:tcBorders>
+            <w:vAlign w:val="bottom"/>
+          </w:tcPr>
+          <w:p>
+            <w:pPr>
+              <w:pStyle w:val="Normal"/>
+              <w:widowControl w:val="false"/>
+              <w:spacing w:lineRule="auto" w:line="180"/>
+              <w:jc w:val="center"/>
+              <w:rPr>
+                <w:sz w:val="16"/>
+                <w:szCs w:val="16"/>
+              </w:rPr>
+            </w:pPr>
+            <w:r>
+              <w:rPr>
+                <w:color w:val="000000"/>
+                <w:sz w:val="16"/>
+                <w:szCs w:val="16"/>
+              </w:rPr>
+              <w:t>Cab Light Off</w:t>
+            </w:r>
+          </w:p>
+        </w:tc>
+        <w:tc>
+          <w:tcPr>
+            <w:tcW w:w="1016" w:type="dxa"/>
+            <w:tcBorders>
+              <w:top w:val="single" w:sz="4" w:space="0" w:color="000000"/>
+              <w:left w:val="single" w:sz="4" w:space="0" w:color="000000"/>
+              <w:bottom w:val="single" w:sz="4" w:space="0" w:color="000000"/>
+            </w:tcBorders>
+            <w:vAlign w:val="bottom"/>
+          </w:tcPr>
+          <w:p>
+            <w:pPr>
+              <w:pStyle w:val="Normal"/>
+              <w:widowControl w:val="false"/>
+              <w:spacing w:lineRule="auto" w:line="180"/>
+              <w:jc w:val="center"/>
+              <w:rPr>
+                <w:sz w:val="16"/>
+                <w:szCs w:val="16"/>
+              </w:rPr>
+            </w:pPr>
+            <w:r>
+              <w:rPr>
+                <w:rFonts w:eastAsia="arial" w:ascii="arial" w:hAnsi="arial"/>
+                <w:color w:val="000000"/>
+                <w:sz w:val="16"/>
+                <w:szCs w:val="16"/>
+              </w:rPr>
+              <w:t>Exterior</w:t>
+            </w:r>
+          </w:p>
+          <w:p>
+            <w:pPr>
+              <w:pStyle w:val="Normal"/>
+              <w:widowControl w:val="false"/>
+              <w:spacing w:lineRule="auto" w:line="180"/>
+              <w:jc w:val="center"/>
+              <w:rPr>
+                <w:sz w:val="16"/>
+                <w:szCs w:val="16"/>
+              </w:rPr>
+            </w:pPr>
+            <w:r>
+              <w:rPr>
+                <w:rFonts w:eastAsia="arial" w:ascii="arial" w:hAnsi="arial"/>
+                <w:color w:val="000000"/>
+                <w:sz w:val="16"/>
+                <w:szCs w:val="16"/>
+              </w:rPr>
+              <w:t>Camera</w:t>
+            </w:r>
+          </w:p>
+        </w:tc>
+        <w:tc>
+          <w:tcPr>
+            <w:tcW w:w="1029" w:type="dxa"/>
+            <w:tcBorders>
+              <w:top w:val="single" w:sz="4" w:space="0" w:color="000000"/>
+              <w:left w:val="single" w:sz="4" w:space="0" w:color="000000"/>
+              <w:bottom w:val="single" w:sz="4" w:space="0" w:color="000000"/>
+              <w:right w:val="single" w:sz="4" w:space="0" w:color="000000"/>
+            </w:tcBorders>
+            <w:vAlign w:val="bottom"/>
+          </w:tcPr>
+          <w:p>
+            <w:pPr>
+              <w:pStyle w:val="Normal"/>
+              <w:widowControl w:val="false"/>
+              <w:spacing w:lineRule="auto" w:line="180"/>
+              <w:jc w:val="center"/>
+              <w:rPr>
+                <w:sz w:val="16"/>
+                <w:szCs w:val="16"/>
+              </w:rPr>
+            </w:pPr>
+            <w:r>
+              <w:rPr>
+                <w:rFonts w:eastAsia="arial" w:ascii="arial" w:hAnsi="arial"/>
+                <w:color w:val="000000"/>
+                <w:sz w:val="16"/>
+                <w:szCs w:val="16"/>
+              </w:rPr>
+              <w:t>Prev</w:t>
+            </w:r>
+          </w:p>
+          <w:p>
+            <w:pPr>
+              <w:pStyle w:val="Normal"/>
+              <w:widowControl w:val="false"/>
+              <w:spacing w:lineRule="auto" w:line="180"/>
+              <w:jc w:val="center"/>
+              <w:rPr>
+                <w:sz w:val="16"/>
+                <w:szCs w:val="16"/>
+              </w:rPr>
+            </w:pPr>
+            <w:r>
+              <w:rPr>
+                <w:rFonts w:eastAsia="arial" w:ascii="arial" w:hAnsi="arial"/>
+                <w:color w:val="000000"/>
+                <w:sz w:val="16"/>
+                <w:szCs w:val="16"/>
+              </w:rPr>
+              <w:t>Cab Cam</w:t>
+            </w:r>
+          </w:p>
+        </w:tc>
+      </w:tr>
+    </w:tbl>
+    <w:p>
+      <w:pPr>
+        <w:pStyle w:val="Normal"/>
+        <w:bidi w:val="0"/>
+        <w:rPr>
+          <w:color w:val="000000"/>
+          <w:sz w:val="16"/>
+          <w:szCs w:val="16"/>
+        </w:rPr>
+      </w:pPr>
+      <w:r>
+        <w:rPr>
+          <w:color w:val="000000"/>
+          <w:sz w:val="16"/>
+          <w:szCs w:val="16"/>
+        </w:rPr>
+      </w:r>
+    </w:p>
+    <w:p>
+      <w:pPr>
+        <w:pStyle w:val="Normal"/>
+        <w:rPr>
+          <w:color w:val="000000"/>
+          <w:sz w:val="16"/>
+          <w:szCs w:val="16"/>
+        </w:rPr>
+      </w:pPr>
+      <w:r>
+        <w:rPr>
+          <w:color w:val="000000"/>
+          <w:sz w:val="16"/>
+          <w:szCs w:val="16"/>
+        </w:rPr>
+        <w:tab/>
+        <w:t xml:space="preserve">       </w:t>
       </w:r>
       <w:r>
         <w:rPr>
@@ -40471,7 +40936,2908 @@
           <w:sz w:val="16"/>
           <w:szCs w:val="16"/>
         </w:rPr>
-        <w:t>9</w:t>
+        <w:t xml:space="preserve">    BL36PH-1</w:t>
+      </w:r>
+    </w:p>
+    <w:tbl>
+      <w:tblPr>
+        <w:tblW w:w="14248" w:type="dxa"/>
+        <w:jc w:val="left"/>
+        <w:tblInd w:w="-5" w:type="dxa"/>
+        <w:tblLayout w:type="fixed"/>
+        <w:tblCellMar>
+          <w:top w:w="0" w:type="dxa"/>
+          <w:left w:w="108" w:type="dxa"/>
+          <w:bottom w:w="0" w:type="dxa"/>
+          <w:right w:w="108" w:type="dxa"/>
+        </w:tblCellMar>
+        <w:tblLook w:firstRow="1" w:noVBand="1" w:lastRow="0" w:firstColumn="1" w:lastColumn="0" w:noHBand="0" w:val="04a0"/>
+      </w:tblPr>
+      <w:tblGrid>
+        <w:gridCol w:w="1017"/>
+        <w:gridCol w:w="1019"/>
+        <w:gridCol w:w="1014"/>
+        <w:gridCol w:w="1016"/>
+        <w:gridCol w:w="1020"/>
+        <w:gridCol w:w="1016"/>
+        <w:gridCol w:w="1016"/>
+        <w:gridCol w:w="1017"/>
+        <w:gridCol w:w="1016"/>
+        <w:gridCol w:w="1020"/>
+        <w:gridCol w:w="1016"/>
+        <w:gridCol w:w="1016"/>
+        <w:gridCol w:w="1016"/>
+        <w:gridCol w:w="1029"/>
+      </w:tblGrid>
+      <w:tr>
+        <w:trPr>
+          <w:trHeight w:val="440" w:hRule="exact"/>
+          <w:cantSplit w:val="true"/>
+        </w:trPr>
+        <w:tc>
+          <w:tcPr>
+            <w:tcW w:w="1017" w:type="dxa"/>
+            <w:tcBorders>
+              <w:top w:val="single" w:sz="4" w:space="0" w:color="000000"/>
+              <w:left w:val="single" w:sz="4" w:space="0" w:color="000000"/>
+              <w:bottom w:val="single" w:sz="4" w:space="0" w:color="000000"/>
+            </w:tcBorders>
+            <w:vAlign w:val="bottom"/>
+          </w:tcPr>
+          <w:p>
+            <w:pPr>
+              <w:pStyle w:val="Normal"/>
+              <w:widowControl w:val="false"/>
+              <w:spacing w:lineRule="auto" w:line="180" w:before="0" w:after="60"/>
+              <w:jc w:val="center"/>
+              <w:rPr>
+                <w:color w:val="000000"/>
+                <w:sz w:val="16"/>
+                <w:szCs w:val="16"/>
+              </w:rPr>
+            </w:pPr>
+            <w:r>
+              <w:rPr>
+                <w:rFonts w:eastAsia="arial" w:ascii="arial" w:hAnsi="arial"/>
+                <w:b/>
+                <w:color w:val="000000"/>
+                <w:sz w:val="16"/>
+                <w:szCs w:val="16"/>
+              </w:rPr>
+              <w:t>Pause</w:t>
+            </w:r>
+          </w:p>
+        </w:tc>
+        <w:tc>
+          <w:tcPr>
+            <w:tcW w:w="1019" w:type="dxa"/>
+            <w:tcBorders>
+              <w:top w:val="single" w:sz="4" w:space="0" w:color="000000"/>
+              <w:left w:val="single" w:sz="4" w:space="0" w:color="000000"/>
+              <w:bottom w:val="single" w:sz="4" w:space="0" w:color="000000"/>
+            </w:tcBorders>
+            <w:vAlign w:val="bottom"/>
+          </w:tcPr>
+          <w:p>
+            <w:pPr>
+              <w:pStyle w:val="Normal"/>
+              <w:widowControl w:val="false"/>
+              <w:spacing w:lineRule="auto" w:line="180"/>
+              <w:jc w:val="center"/>
+              <w:rPr>
+                <w:color w:val="000000"/>
+                <w:sz w:val="16"/>
+                <w:szCs w:val="16"/>
+              </w:rPr>
+            </w:pPr>
+            <w:r>
+              <w:rPr>
+                <w:color w:val="000000"/>
+                <w:sz w:val="16"/>
+                <w:szCs w:val="16"/>
+              </w:rPr>
+              <w:t>Reverser Handle</w:t>
+            </w:r>
+          </w:p>
+        </w:tc>
+        <w:tc>
+          <w:tcPr>
+            <w:tcW w:w="1014" w:type="dxa"/>
+            <w:tcBorders>
+              <w:top w:val="single" w:sz="4" w:space="0" w:color="000000"/>
+              <w:left w:val="single" w:sz="4" w:space="0" w:color="000000"/>
+              <w:bottom w:val="single" w:sz="4" w:space="0" w:color="000000"/>
+            </w:tcBorders>
+            <w:vAlign w:val="bottom"/>
+          </w:tcPr>
+          <w:p>
+            <w:pPr>
+              <w:pStyle w:val="Normal"/>
+              <w:widowControl w:val="false"/>
+              <w:jc w:val="center"/>
+              <w:rPr>
+                <w:rFonts w:ascii="arial" w:hAnsi="arial" w:eastAsia="arial"/>
+                <w:color w:val="000000"/>
+                <w:sz w:val="16"/>
+                <w:szCs w:val="16"/>
+              </w:rPr>
+            </w:pPr>
+            <w:r>
+              <w:rPr>
+                <w:rFonts w:eastAsia="arial" w:ascii="arial" w:hAnsi="arial"/>
+                <w:color w:val="000000"/>
+                <w:sz w:val="16"/>
+                <w:szCs w:val="16"/>
+              </w:rPr>
+              <w:t>Engine Start</w:t>
+            </w:r>
+          </w:p>
+        </w:tc>
+        <w:tc>
+          <w:tcPr>
+            <w:tcW w:w="1016" w:type="dxa"/>
+            <w:tcBorders>
+              <w:top w:val="single" w:sz="4" w:space="0" w:color="000000"/>
+              <w:left w:val="single" w:sz="4" w:space="0" w:color="000000"/>
+              <w:bottom w:val="single" w:sz="4" w:space="0" w:color="000000"/>
+            </w:tcBorders>
+            <w:vAlign w:val="bottom"/>
+          </w:tcPr>
+          <w:p>
+            <w:pPr>
+              <w:pStyle w:val="Normal"/>
+              <w:widowControl w:val="false"/>
+              <w:spacing w:lineRule="auto" w:line="180"/>
+              <w:jc w:val="center"/>
+              <w:rPr>
+                <w:color w:val="000000"/>
+                <w:sz w:val="16"/>
+                <w:szCs w:val="16"/>
+              </w:rPr>
+            </w:pPr>
+            <w:r>
+              <w:rPr>
+                <w:color w:val="000000"/>
+                <w:sz w:val="16"/>
+                <w:szCs w:val="16"/>
+              </w:rPr>
+              <w:t>ATC</w:t>
+            </w:r>
+          </w:p>
+        </w:tc>
+        <w:tc>
+          <w:tcPr>
+            <w:tcW w:w="1020" w:type="dxa"/>
+            <w:tcBorders>
+              <w:top w:val="single" w:sz="4" w:space="0" w:color="000000"/>
+              <w:left w:val="single" w:sz="4" w:space="0" w:color="000000"/>
+              <w:bottom w:val="single" w:sz="4" w:space="0" w:color="000000"/>
+            </w:tcBorders>
+            <w:vAlign w:val="bottom"/>
+          </w:tcPr>
+          <w:p>
+            <w:pPr>
+              <w:pStyle w:val="Normal"/>
+              <w:widowControl w:val="false"/>
+              <w:spacing w:lineRule="auto" w:line="180"/>
+              <w:jc w:val="center"/>
+              <w:rPr>
+                <w:color w:val="000000"/>
+                <w:sz w:val="16"/>
+                <w:szCs w:val="16"/>
+              </w:rPr>
+            </w:pPr>
+            <w:r>
+              <w:rPr>
+                <w:color w:val="000000"/>
+                <w:sz w:val="16"/>
+                <w:szCs w:val="16"/>
+              </w:rPr>
+              <w:t>Generator Field</w:t>
+            </w:r>
+          </w:p>
+        </w:tc>
+        <w:tc>
+          <w:tcPr>
+            <w:tcW w:w="1016" w:type="dxa"/>
+            <w:tcBorders>
+              <w:top w:val="single" w:sz="4" w:space="0" w:color="000000"/>
+              <w:left w:val="single" w:sz="4" w:space="0" w:color="000000"/>
+              <w:bottom w:val="single" w:sz="4" w:space="0" w:color="000000"/>
+            </w:tcBorders>
+            <w:vAlign w:val="bottom"/>
+          </w:tcPr>
+          <w:p>
+            <w:pPr>
+              <w:pStyle w:val="Normal"/>
+              <w:widowControl w:val="false"/>
+              <w:jc w:val="center"/>
+              <w:rPr>
+                <w:color w:val="000000"/>
+                <w:sz w:val="16"/>
+                <w:szCs w:val="16"/>
+              </w:rPr>
+            </w:pPr>
+            <w:r>
+              <w:rPr>
+                <w:color w:val="000000"/>
+                <w:sz w:val="16"/>
+                <w:szCs w:val="16"/>
+              </w:rPr>
+              <w:t>Brake</w:t>
+            </w:r>
+          </w:p>
+          <w:p>
+            <w:pPr>
+              <w:pStyle w:val="Normal"/>
+              <w:widowControl w:val="false"/>
+              <w:jc w:val="center"/>
+              <w:rPr>
+                <w:color w:val="000000"/>
+                <w:sz w:val="16"/>
+                <w:szCs w:val="16"/>
+              </w:rPr>
+            </w:pPr>
+            <w:r>
+              <w:rPr>
+                <w:color w:val="000000"/>
+                <w:sz w:val="16"/>
+                <w:szCs w:val="16"/>
+              </w:rPr>
+              <w:t>Cut-In</w:t>
+            </w:r>
+          </w:p>
+        </w:tc>
+        <w:tc>
+          <w:tcPr>
+            <w:tcW w:w="1016" w:type="dxa"/>
+            <w:tcBorders>
+              <w:top w:val="single" w:sz="4" w:space="0" w:color="000000"/>
+              <w:left w:val="single" w:sz="4" w:space="0" w:color="000000"/>
+              <w:bottom w:val="single" w:sz="4" w:space="0" w:color="000000"/>
+            </w:tcBorders>
+            <w:vAlign w:val="bottom"/>
+          </w:tcPr>
+          <w:p>
+            <w:pPr>
+              <w:pStyle w:val="Normal"/>
+              <w:widowControl w:val="false"/>
+              <w:jc w:val="center"/>
+              <w:rPr>
+                <w:color w:val="000000"/>
+                <w:sz w:val="16"/>
+                <w:szCs w:val="16"/>
+              </w:rPr>
+            </w:pPr>
+            <w:r>
+              <w:rPr>
+                <w:color w:val="000000"/>
+                <w:sz w:val="16"/>
+                <w:szCs w:val="16"/>
+              </w:rPr>
+              <w:t>HEP Eng. Start</w:t>
+            </w:r>
+          </w:p>
+        </w:tc>
+        <w:tc>
+          <w:tcPr>
+            <w:tcW w:w="1017" w:type="dxa"/>
+            <w:tcBorders>
+              <w:top w:val="single" w:sz="4" w:space="0" w:color="000000"/>
+              <w:left w:val="single" w:sz="4" w:space="0" w:color="000000"/>
+              <w:bottom w:val="single" w:sz="4" w:space="0" w:color="000000"/>
+            </w:tcBorders>
+            <w:vAlign w:val="bottom"/>
+          </w:tcPr>
+          <w:p>
+            <w:pPr>
+              <w:pStyle w:val="Normal"/>
+              <w:widowControl w:val="false"/>
+              <w:jc w:val="center"/>
+              <w:rPr>
+                <w:color w:val="000000"/>
+                <w:sz w:val="16"/>
+                <w:szCs w:val="16"/>
+              </w:rPr>
+            </w:pPr>
+            <w:r>
+              <w:rPr>
+                <w:rFonts w:eastAsia="arial" w:ascii="arial" w:hAnsi="arial"/>
+                <w:color w:val="000000"/>
+                <w:sz w:val="16"/>
+                <w:szCs w:val="16"/>
+              </w:rPr>
+              <w:t>Isolation Run</w:t>
+            </w:r>
+          </w:p>
+        </w:tc>
+        <w:tc>
+          <w:tcPr>
+            <w:tcW w:w="1016" w:type="dxa"/>
+            <w:tcBorders>
+              <w:top w:val="single" w:sz="4" w:space="0" w:color="000000"/>
+              <w:left w:val="single" w:sz="4" w:space="0" w:color="000000"/>
+              <w:bottom w:val="single" w:sz="4" w:space="0" w:color="000000"/>
+            </w:tcBorders>
+            <w:vAlign w:val="bottom"/>
+          </w:tcPr>
+          <w:p>
+            <w:pPr>
+              <w:pStyle w:val="Normal"/>
+              <w:widowControl w:val="false"/>
+              <w:spacing w:lineRule="auto" w:line="180"/>
+              <w:jc w:val="center"/>
+              <w:rPr>
+                <w:color w:val="000000"/>
+                <w:sz w:val="16"/>
+                <w:szCs w:val="16"/>
+              </w:rPr>
+            </w:pPr>
+            <w:r>
+              <w:rPr>
+                <w:color w:val="000000"/>
+                <w:sz w:val="16"/>
+                <w:szCs w:val="16"/>
+              </w:rPr>
+              <w:t>Gauge Light Up</w:t>
+            </w:r>
+          </w:p>
+        </w:tc>
+        <w:tc>
+          <w:tcPr>
+            <w:tcW w:w="1020" w:type="dxa"/>
+            <w:tcBorders>
+              <w:top w:val="single" w:sz="4" w:space="0" w:color="000000"/>
+              <w:left w:val="single" w:sz="4" w:space="0" w:color="000000"/>
+              <w:bottom w:val="single" w:sz="4" w:space="0" w:color="000000"/>
+            </w:tcBorders>
+            <w:vAlign w:val="bottom"/>
+          </w:tcPr>
+          <w:p>
+            <w:pPr>
+              <w:pStyle w:val="Normal"/>
+              <w:widowControl w:val="false"/>
+              <w:jc w:val="center"/>
+              <w:rPr>
+                <w:color w:val="000000"/>
+                <w:sz w:val="16"/>
+                <w:szCs w:val="16"/>
+              </w:rPr>
+            </w:pPr>
+            <w:r>
+              <w:rPr>
+                <w:rFonts w:eastAsia="arial" w:ascii="arial" w:hAnsi="arial"/>
+                <w:color w:val="000000"/>
+                <w:sz w:val="16"/>
+                <w:szCs w:val="16"/>
+              </w:rPr>
+              <w:t>HEP On</w:t>
+            </w:r>
+          </w:p>
+        </w:tc>
+        <w:tc>
+          <w:tcPr>
+            <w:tcW w:w="1016" w:type="dxa"/>
+            <w:tcBorders>
+              <w:top w:val="single" w:sz="4" w:space="0" w:color="000000"/>
+              <w:left w:val="single" w:sz="4" w:space="0" w:color="000000"/>
+              <w:bottom w:val="single" w:sz="4" w:space="0" w:color="000000"/>
+            </w:tcBorders>
+            <w:vAlign w:val="bottom"/>
+          </w:tcPr>
+          <w:p>
+            <w:pPr>
+              <w:pStyle w:val="Normal"/>
+              <w:widowControl w:val="false"/>
+              <w:spacing w:lineRule="auto" w:line="180"/>
+              <w:jc w:val="center"/>
+              <w:rPr>
+                <w:sz w:val="16"/>
+                <w:szCs w:val="16"/>
+              </w:rPr>
+            </w:pPr>
+            <w:r>
+              <w:rPr>
+                <w:rFonts w:eastAsia="arial" w:ascii="arial" w:hAnsi="arial"/>
+                <w:color w:val="000000"/>
+                <w:sz w:val="16"/>
+                <w:szCs w:val="16"/>
+              </w:rPr>
+              <w:t>Gauge Light</w:t>
+            </w:r>
+          </w:p>
+        </w:tc>
+        <w:tc>
+          <w:tcPr>
+            <w:tcW w:w="1016" w:type="dxa"/>
+            <w:tcBorders>
+              <w:top w:val="single" w:sz="4" w:space="0" w:color="000000"/>
+              <w:left w:val="single" w:sz="4" w:space="0" w:color="000000"/>
+              <w:bottom w:val="single" w:sz="4" w:space="0" w:color="000000"/>
+            </w:tcBorders>
+            <w:vAlign w:val="bottom"/>
+          </w:tcPr>
+          <w:p>
+            <w:pPr>
+              <w:pStyle w:val="Normal"/>
+              <w:widowControl w:val="false"/>
+              <w:spacing w:lineRule="auto" w:line="180"/>
+              <w:jc w:val="center"/>
+              <w:rPr>
+                <w:sz w:val="16"/>
+                <w:szCs w:val="16"/>
+              </w:rPr>
+            </w:pPr>
+            <w:r>
+              <w:rPr>
+                <w:sz w:val="16"/>
+                <w:szCs w:val="16"/>
+              </w:rPr>
+              <w:t>Cab Light</w:t>
+            </w:r>
+          </w:p>
+        </w:tc>
+        <w:tc>
+          <w:tcPr>
+            <w:tcW w:w="1016" w:type="dxa"/>
+            <w:tcBorders>
+              <w:top w:val="single" w:sz="4" w:space="0" w:color="000000"/>
+              <w:left w:val="single" w:sz="4" w:space="0" w:color="000000"/>
+              <w:bottom w:val="single" w:sz="4" w:space="0" w:color="000000"/>
+            </w:tcBorders>
+            <w:vAlign w:val="bottom"/>
+          </w:tcPr>
+          <w:p>
+            <w:pPr>
+              <w:pStyle w:val="Normal"/>
+              <w:widowControl w:val="false"/>
+              <w:spacing w:lineRule="auto" w:line="180"/>
+              <w:jc w:val="center"/>
+              <w:rPr>
+                <w:sz w:val="16"/>
+                <w:szCs w:val="16"/>
+              </w:rPr>
+            </w:pPr>
+            <w:r>
+              <w:rPr>
+                <w:rFonts w:eastAsia="arial" w:ascii="arial" w:hAnsi="arial"/>
+                <w:color w:val="000000"/>
+                <w:sz w:val="16"/>
+                <w:szCs w:val="16"/>
+              </w:rPr>
+              <w:t>1-Person</w:t>
+            </w:r>
+          </w:p>
+        </w:tc>
+        <w:tc>
+          <w:tcPr>
+            <w:tcW w:w="1029" w:type="dxa"/>
+            <w:tcBorders>
+              <w:top w:val="single" w:sz="4" w:space="0" w:color="000000"/>
+              <w:left w:val="single" w:sz="4" w:space="0" w:color="000000"/>
+              <w:bottom w:val="single" w:sz="4" w:space="0" w:color="000000"/>
+              <w:right w:val="single" w:sz="4" w:space="0" w:color="000000"/>
+            </w:tcBorders>
+            <w:vAlign w:val="bottom"/>
+          </w:tcPr>
+          <w:p>
+            <w:pPr>
+              <w:pStyle w:val="Normal"/>
+              <w:widowControl w:val="false"/>
+              <w:spacing w:lineRule="auto" w:line="180"/>
+              <w:jc w:val="center"/>
+              <w:rPr>
+                <w:sz w:val="16"/>
+                <w:szCs w:val="16"/>
+              </w:rPr>
+            </w:pPr>
+            <w:r>
+              <w:rPr>
+                <w:rFonts w:eastAsia="arial" w:ascii="arial" w:hAnsi="arial"/>
+                <w:color w:val="000000"/>
+                <w:sz w:val="16"/>
+                <w:szCs w:val="16"/>
+              </w:rPr>
+              <w:t>Next</w:t>
+            </w:r>
+          </w:p>
+          <w:p>
+            <w:pPr>
+              <w:pStyle w:val="Normal"/>
+              <w:widowControl w:val="false"/>
+              <w:spacing w:lineRule="auto" w:line="180"/>
+              <w:jc w:val="center"/>
+              <w:rPr>
+                <w:sz w:val="16"/>
+                <w:szCs w:val="16"/>
+              </w:rPr>
+            </w:pPr>
+            <w:r>
+              <w:rPr>
+                <w:rFonts w:eastAsia="arial" w:ascii="arial" w:hAnsi="arial"/>
+                <w:color w:val="000000"/>
+                <w:sz w:val="16"/>
+                <w:szCs w:val="16"/>
+              </w:rPr>
+              <w:t>Cab Cam</w:t>
+            </w:r>
+          </w:p>
+        </w:tc>
+      </w:tr>
+    </w:tbl>
+    <w:p>
+      <w:pPr>
+        <w:pStyle w:val="Normal"/>
+        <w:rPr>
+          <w:rFonts w:ascii="arial" w:hAnsi="arial" w:eastAsia="arial"/>
+          <w:color w:val="000000"/>
+          <w:sz w:val="16"/>
+          <w:szCs w:val="16"/>
+        </w:rPr>
+      </w:pPr>
+      <w:r>
+        <w:rPr>
+          <w:rFonts w:eastAsia="arial" w:ascii="arial" w:hAnsi="arial"/>
+          <w:color w:val="000000"/>
+          <w:sz w:val="16"/>
+          <w:szCs w:val="16"/>
+        </w:rPr>
+      </w:r>
+    </w:p>
+    <w:p>
+      <w:pPr>
+        <w:pStyle w:val="Normal"/>
+        <w:rPr>
+          <w:color w:val="000000"/>
+          <w:sz w:val="16"/>
+          <w:szCs w:val="16"/>
+        </w:rPr>
+      </w:pPr>
+      <w:r>
+        <w:rPr>
+          <w:rFonts w:eastAsia="arial" w:ascii="arial" w:hAnsi="arial"/>
+          <w:color w:val="000000"/>
+          <w:sz w:val="16"/>
+          <w:szCs w:val="16"/>
+        </w:rPr>
+        <w:tab/>
+        <w:t xml:space="preserve">           BL36PH-2</w:t>
+      </w:r>
+    </w:p>
+    <w:tbl>
+      <w:tblPr>
+        <w:tblW w:w="14248" w:type="dxa"/>
+        <w:jc w:val="left"/>
+        <w:tblInd w:w="-5" w:type="dxa"/>
+        <w:tblLayout w:type="fixed"/>
+        <w:tblCellMar>
+          <w:top w:w="0" w:type="dxa"/>
+          <w:left w:w="108" w:type="dxa"/>
+          <w:bottom w:w="0" w:type="dxa"/>
+          <w:right w:w="108" w:type="dxa"/>
+        </w:tblCellMar>
+        <w:tblLook w:firstRow="1" w:noVBand="1" w:lastRow="0" w:firstColumn="1" w:lastColumn="0" w:noHBand="0" w:val="04a0"/>
+      </w:tblPr>
+      <w:tblGrid>
+        <w:gridCol w:w="1017"/>
+        <w:gridCol w:w="1019"/>
+        <w:gridCol w:w="1014"/>
+        <w:gridCol w:w="1016"/>
+        <w:gridCol w:w="1020"/>
+        <w:gridCol w:w="1016"/>
+        <w:gridCol w:w="1016"/>
+        <w:gridCol w:w="1017"/>
+        <w:gridCol w:w="1016"/>
+        <w:gridCol w:w="1020"/>
+        <w:gridCol w:w="1016"/>
+        <w:gridCol w:w="1016"/>
+        <w:gridCol w:w="1016"/>
+        <w:gridCol w:w="1029"/>
+      </w:tblGrid>
+      <w:tr>
+        <w:trPr>
+          <w:trHeight w:val="440" w:hRule="exact"/>
+          <w:cantSplit w:val="true"/>
+        </w:trPr>
+        <w:tc>
+          <w:tcPr>
+            <w:tcW w:w="1017" w:type="dxa"/>
+            <w:tcBorders>
+              <w:top w:val="single" w:sz="4" w:space="0" w:color="000000"/>
+              <w:left w:val="single" w:sz="4" w:space="0" w:color="000000"/>
+              <w:bottom w:val="single" w:sz="4" w:space="0" w:color="000000"/>
+            </w:tcBorders>
+            <w:vAlign w:val="bottom"/>
+          </w:tcPr>
+          <w:p>
+            <w:pPr>
+              <w:pStyle w:val="Normal"/>
+              <w:widowControl w:val="false"/>
+              <w:spacing w:lineRule="auto" w:line="180" w:before="0" w:after="60"/>
+              <w:jc w:val="center"/>
+              <w:rPr>
+                <w:b/>
+                <w:bCs/>
+              </w:rPr>
+            </w:pPr>
+            <w:r>
+              <w:rPr>
+                <w:b/>
+                <w:bCs/>
+                <w:color w:val="000000"/>
+                <w:sz w:val="16"/>
+                <w:szCs w:val="16"/>
+              </w:rPr>
+              <w:t>HUD</w:t>
+            </w:r>
+          </w:p>
+        </w:tc>
+        <w:tc>
+          <w:tcPr>
+            <w:tcW w:w="1019" w:type="dxa"/>
+            <w:tcBorders>
+              <w:top w:val="single" w:sz="4" w:space="0" w:color="000000"/>
+              <w:left w:val="single" w:sz="4" w:space="0" w:color="000000"/>
+              <w:bottom w:val="single" w:sz="4" w:space="0" w:color="000000"/>
+            </w:tcBorders>
+            <w:vAlign w:val="bottom"/>
+          </w:tcPr>
+          <w:p>
+            <w:pPr>
+              <w:pStyle w:val="Normal"/>
+              <w:widowControl w:val="false"/>
+              <w:spacing w:lineRule="auto" w:line="180"/>
+              <w:jc w:val="center"/>
+              <w:rPr>
+                <w:color w:val="000000"/>
+                <w:sz w:val="16"/>
+                <w:szCs w:val="16"/>
+              </w:rPr>
+            </w:pPr>
+            <w:r>
+              <w:rPr>
+                <w:color w:val="000000"/>
+                <w:sz w:val="16"/>
+                <w:szCs w:val="16"/>
+              </w:rPr>
+              <w:t>Schedule</w:t>
+            </w:r>
+          </w:p>
+        </w:tc>
+        <w:tc>
+          <w:tcPr>
+            <w:tcW w:w="1014" w:type="dxa"/>
+            <w:tcBorders>
+              <w:top w:val="single" w:sz="4" w:space="0" w:color="000000"/>
+              <w:left w:val="single" w:sz="4" w:space="0" w:color="000000"/>
+              <w:bottom w:val="single" w:sz="4" w:space="0" w:color="000000"/>
+            </w:tcBorders>
+            <w:vAlign w:val="bottom"/>
+          </w:tcPr>
+          <w:p>
+            <w:pPr>
+              <w:pStyle w:val="Normal"/>
+              <w:widowControl w:val="false"/>
+              <w:spacing w:lineRule="auto" w:line="180"/>
+              <w:jc w:val="center"/>
+              <w:rPr>
+                <w:color w:val="000000"/>
+                <w:sz w:val="16"/>
+                <w:szCs w:val="16"/>
+              </w:rPr>
+            </w:pPr>
+            <w:r>
+              <w:rPr>
+                <w:rFonts w:eastAsia="arial" w:ascii="arial" w:hAnsi="arial"/>
+                <w:color w:val="000000"/>
+                <w:sz w:val="16"/>
+                <w:szCs w:val="16"/>
+              </w:rPr>
+              <w:t>Engine Stop</w:t>
+            </w:r>
+          </w:p>
+        </w:tc>
+        <w:tc>
+          <w:tcPr>
+            <w:tcW w:w="1016" w:type="dxa"/>
+            <w:tcBorders>
+              <w:top w:val="single" w:sz="4" w:space="0" w:color="000000"/>
+              <w:left w:val="single" w:sz="4" w:space="0" w:color="000000"/>
+              <w:bottom w:val="single" w:sz="4" w:space="0" w:color="000000"/>
+            </w:tcBorders>
+            <w:vAlign w:val="bottom"/>
+          </w:tcPr>
+          <w:p>
+            <w:pPr>
+              <w:pStyle w:val="Normal"/>
+              <w:widowControl w:val="false"/>
+              <w:spacing w:lineRule="auto" w:line="180"/>
+              <w:jc w:val="center"/>
+              <w:rPr>
+                <w:color w:val="000000"/>
+                <w:sz w:val="16"/>
+                <w:szCs w:val="16"/>
+              </w:rPr>
+            </w:pPr>
+            <w:r>
+              <w:rPr>
+                <w:color w:val="000000"/>
+                <w:sz w:val="16"/>
+                <w:szCs w:val="16"/>
+              </w:rPr>
+              <w:t>Engine Run</w:t>
+            </w:r>
+          </w:p>
+        </w:tc>
+        <w:tc>
+          <w:tcPr>
+            <w:tcW w:w="1020" w:type="dxa"/>
+            <w:tcBorders>
+              <w:top w:val="single" w:sz="4" w:space="0" w:color="000000"/>
+              <w:left w:val="single" w:sz="4" w:space="0" w:color="000000"/>
+              <w:bottom w:val="single" w:sz="4" w:space="0" w:color="000000"/>
+            </w:tcBorders>
+            <w:vAlign w:val="bottom"/>
+          </w:tcPr>
+          <w:p>
+            <w:pPr>
+              <w:pStyle w:val="Normal"/>
+              <w:widowControl w:val="false"/>
+              <w:spacing w:lineRule="auto" w:line="180"/>
+              <w:jc w:val="center"/>
+              <w:rPr>
+                <w:color w:val="000000"/>
+                <w:sz w:val="16"/>
+                <w:szCs w:val="16"/>
+              </w:rPr>
+            </w:pPr>
+            <w:r>
+              <w:rPr>
+                <w:color w:val="000000"/>
+                <w:sz w:val="16"/>
+                <w:szCs w:val="16"/>
+              </w:rPr>
+              <w:t>Control &amp; Fuel Pump</w:t>
+            </w:r>
+          </w:p>
+        </w:tc>
+        <w:tc>
+          <w:tcPr>
+            <w:tcW w:w="1016" w:type="dxa"/>
+            <w:tcBorders>
+              <w:top w:val="single" w:sz="4" w:space="0" w:color="000000"/>
+              <w:left w:val="single" w:sz="4" w:space="0" w:color="000000"/>
+              <w:bottom w:val="single" w:sz="4" w:space="0" w:color="000000"/>
+            </w:tcBorders>
+            <w:vAlign w:val="bottom"/>
+          </w:tcPr>
+          <w:p>
+            <w:pPr>
+              <w:pStyle w:val="Normal"/>
+              <w:widowControl w:val="false"/>
+              <w:jc w:val="center"/>
+              <w:rPr>
+                <w:color w:val="000000"/>
+                <w:sz w:val="16"/>
+                <w:szCs w:val="16"/>
+              </w:rPr>
+            </w:pPr>
+            <w:r>
+              <w:rPr>
+                <w:color w:val="000000"/>
+                <w:sz w:val="16"/>
+                <w:szCs w:val="16"/>
+              </w:rPr>
+              <w:t>Brake</w:t>
+            </w:r>
+          </w:p>
+          <w:p>
+            <w:pPr>
+              <w:pStyle w:val="Normal"/>
+              <w:widowControl w:val="false"/>
+              <w:jc w:val="center"/>
+              <w:rPr>
+                <w:color w:val="000000"/>
+                <w:sz w:val="16"/>
+                <w:szCs w:val="16"/>
+              </w:rPr>
+            </w:pPr>
+            <w:r>
+              <w:rPr>
+                <w:color w:val="000000"/>
+                <w:sz w:val="16"/>
+                <w:szCs w:val="16"/>
+              </w:rPr>
+              <w:t>Cut-Out</w:t>
+            </w:r>
+          </w:p>
+        </w:tc>
+        <w:tc>
+          <w:tcPr>
+            <w:tcW w:w="1016" w:type="dxa"/>
+            <w:tcBorders>
+              <w:top w:val="single" w:sz="4" w:space="0" w:color="000000"/>
+              <w:left w:val="single" w:sz="4" w:space="0" w:color="000000"/>
+              <w:bottom w:val="single" w:sz="4" w:space="0" w:color="000000"/>
+            </w:tcBorders>
+            <w:vAlign w:val="bottom"/>
+          </w:tcPr>
+          <w:p>
+            <w:pPr>
+              <w:pStyle w:val="Normal"/>
+              <w:widowControl w:val="false"/>
+              <w:jc w:val="center"/>
+              <w:rPr>
+                <w:color w:val="000000"/>
+                <w:sz w:val="16"/>
+                <w:szCs w:val="16"/>
+              </w:rPr>
+            </w:pPr>
+            <w:r>
+              <w:rPr>
+                <w:rFonts w:eastAsia="arial" w:ascii="arial" w:hAnsi="arial"/>
+                <w:color w:val="000000"/>
+                <w:sz w:val="16"/>
+                <w:szCs w:val="16"/>
+              </w:rPr>
+              <w:t>HEP Eng. Stop</w:t>
+            </w:r>
+          </w:p>
+        </w:tc>
+        <w:tc>
+          <w:tcPr>
+            <w:tcW w:w="1017" w:type="dxa"/>
+            <w:tcBorders>
+              <w:top w:val="single" w:sz="4" w:space="0" w:color="000000"/>
+              <w:left w:val="single" w:sz="4" w:space="0" w:color="000000"/>
+              <w:bottom w:val="single" w:sz="4" w:space="0" w:color="000000"/>
+            </w:tcBorders>
+            <w:vAlign w:val="bottom"/>
+          </w:tcPr>
+          <w:p>
+            <w:pPr>
+              <w:pStyle w:val="Normal"/>
+              <w:widowControl w:val="false"/>
+              <w:jc w:val="center"/>
+              <w:rPr>
+                <w:color w:val="000000"/>
+                <w:sz w:val="16"/>
+                <w:szCs w:val="16"/>
+              </w:rPr>
+            </w:pPr>
+            <w:r>
+              <w:rPr>
+                <w:rFonts w:eastAsia="arial" w:ascii="arial" w:hAnsi="arial"/>
+                <w:color w:val="000000"/>
+                <w:sz w:val="16"/>
+                <w:szCs w:val="16"/>
+              </w:rPr>
+              <w:t>Isolation Start Iso.</w:t>
+            </w:r>
+          </w:p>
+        </w:tc>
+        <w:tc>
+          <w:tcPr>
+            <w:tcW w:w="1016" w:type="dxa"/>
+            <w:tcBorders>
+              <w:top w:val="single" w:sz="4" w:space="0" w:color="000000"/>
+              <w:left w:val="single" w:sz="4" w:space="0" w:color="000000"/>
+              <w:bottom w:val="single" w:sz="4" w:space="0" w:color="000000"/>
+            </w:tcBorders>
+            <w:vAlign w:val="bottom"/>
+          </w:tcPr>
+          <w:p>
+            <w:pPr>
+              <w:pStyle w:val="Normal"/>
+              <w:widowControl w:val="false"/>
+              <w:spacing w:lineRule="auto" w:line="180"/>
+              <w:jc w:val="center"/>
+              <w:rPr>
+                <w:color w:val="000000"/>
+                <w:sz w:val="16"/>
+                <w:szCs w:val="16"/>
+              </w:rPr>
+            </w:pPr>
+            <w:r>
+              <w:rPr>
+                <w:rFonts w:eastAsia="arial" w:ascii="arial" w:hAnsi="arial"/>
+                <w:color w:val="000000"/>
+                <w:sz w:val="16"/>
+                <w:szCs w:val="16"/>
+              </w:rPr>
+              <w:t>Gauge Light Dw</w:t>
+            </w:r>
+          </w:p>
+        </w:tc>
+        <w:tc>
+          <w:tcPr>
+            <w:tcW w:w="1020" w:type="dxa"/>
+            <w:tcBorders>
+              <w:top w:val="single" w:sz="4" w:space="0" w:color="000000"/>
+              <w:left w:val="single" w:sz="4" w:space="0" w:color="000000"/>
+              <w:bottom w:val="single" w:sz="4" w:space="0" w:color="000000"/>
+            </w:tcBorders>
+            <w:vAlign w:val="bottom"/>
+          </w:tcPr>
+          <w:p>
+            <w:pPr>
+              <w:pStyle w:val="Normal"/>
+              <w:widowControl w:val="false"/>
+              <w:jc w:val="center"/>
+              <w:rPr>
+                <w:color w:val="000000"/>
+                <w:sz w:val="16"/>
+                <w:szCs w:val="16"/>
+              </w:rPr>
+            </w:pPr>
+            <w:r>
+              <w:rPr>
+                <w:rFonts w:eastAsia="arial" w:ascii="arial" w:hAnsi="arial"/>
+                <w:color w:val="000000"/>
+                <w:sz w:val="16"/>
+                <w:szCs w:val="16"/>
+              </w:rPr>
+              <w:t>HEP Off</w:t>
+            </w:r>
+          </w:p>
+        </w:tc>
+        <w:tc>
+          <w:tcPr>
+            <w:tcW w:w="1016" w:type="dxa"/>
+            <w:tcBorders>
+              <w:top w:val="single" w:sz="4" w:space="0" w:color="000000"/>
+              <w:left w:val="single" w:sz="4" w:space="0" w:color="000000"/>
+              <w:bottom w:val="single" w:sz="4" w:space="0" w:color="000000"/>
+            </w:tcBorders>
+            <w:vAlign w:val="bottom"/>
+          </w:tcPr>
+          <w:p>
+            <w:pPr>
+              <w:pStyle w:val="Normal"/>
+              <w:widowControl w:val="false"/>
+              <w:spacing w:lineRule="auto" w:line="180"/>
+              <w:jc w:val="center"/>
+              <w:rPr>
+                <w:sz w:val="16"/>
+                <w:szCs w:val="16"/>
+              </w:rPr>
+            </w:pPr>
+            <w:r>
+              <w:rPr>
+                <w:rFonts w:eastAsia="arial" w:ascii="arial" w:hAnsi="arial"/>
+                <w:color w:val="000000"/>
+                <w:sz w:val="16"/>
+                <w:szCs w:val="16"/>
+              </w:rPr>
+              <w:t>Step Light</w:t>
+            </w:r>
+          </w:p>
+        </w:tc>
+        <w:tc>
+          <w:tcPr>
+            <w:tcW w:w="1016" w:type="dxa"/>
+            <w:tcBorders>
+              <w:top w:val="single" w:sz="4" w:space="0" w:color="000000"/>
+              <w:left w:val="single" w:sz="4" w:space="0" w:color="000000"/>
+              <w:bottom w:val="single" w:sz="4" w:space="0" w:color="000000"/>
+            </w:tcBorders>
+            <w:vAlign w:val="bottom"/>
+          </w:tcPr>
+          <w:p>
+            <w:pPr>
+              <w:pStyle w:val="Normal"/>
+              <w:widowControl w:val="false"/>
+              <w:spacing w:lineRule="auto" w:line="180"/>
+              <w:jc w:val="center"/>
+              <w:rPr>
+                <w:sz w:val="16"/>
+                <w:szCs w:val="16"/>
+              </w:rPr>
+            </w:pPr>
+            <w:r>
+              <w:rPr>
+                <w:sz w:val="16"/>
+                <w:szCs w:val="16"/>
+              </w:rPr>
+              <w:t>Marker Light</w:t>
+            </w:r>
+          </w:p>
+        </w:tc>
+        <w:tc>
+          <w:tcPr>
+            <w:tcW w:w="1016" w:type="dxa"/>
+            <w:tcBorders>
+              <w:top w:val="single" w:sz="4" w:space="0" w:color="000000"/>
+              <w:left w:val="single" w:sz="4" w:space="0" w:color="000000"/>
+              <w:bottom w:val="single" w:sz="4" w:space="0" w:color="000000"/>
+            </w:tcBorders>
+            <w:vAlign w:val="bottom"/>
+          </w:tcPr>
+          <w:p>
+            <w:pPr>
+              <w:pStyle w:val="Normal"/>
+              <w:widowControl w:val="false"/>
+              <w:spacing w:lineRule="auto" w:line="180"/>
+              <w:jc w:val="center"/>
+              <w:rPr>
+                <w:sz w:val="16"/>
+                <w:szCs w:val="16"/>
+              </w:rPr>
+            </w:pPr>
+            <w:r>
+              <w:rPr>
+                <w:rFonts w:eastAsia="arial" w:ascii="arial" w:hAnsi="arial"/>
+                <w:color w:val="000000"/>
+                <w:sz w:val="16"/>
+                <w:szCs w:val="16"/>
+              </w:rPr>
+              <w:t>Exterior</w:t>
+            </w:r>
+          </w:p>
+          <w:p>
+            <w:pPr>
+              <w:pStyle w:val="Normal"/>
+              <w:widowControl w:val="false"/>
+              <w:spacing w:lineRule="auto" w:line="180"/>
+              <w:jc w:val="center"/>
+              <w:rPr>
+                <w:sz w:val="16"/>
+                <w:szCs w:val="16"/>
+              </w:rPr>
+            </w:pPr>
+            <w:r>
+              <w:rPr>
+                <w:rFonts w:eastAsia="arial" w:ascii="arial" w:hAnsi="arial"/>
+                <w:color w:val="000000"/>
+                <w:sz w:val="16"/>
+                <w:szCs w:val="16"/>
+              </w:rPr>
+              <w:t>Camera</w:t>
+            </w:r>
+          </w:p>
+        </w:tc>
+        <w:tc>
+          <w:tcPr>
+            <w:tcW w:w="1029" w:type="dxa"/>
+            <w:tcBorders>
+              <w:top w:val="single" w:sz="4" w:space="0" w:color="000000"/>
+              <w:left w:val="single" w:sz="4" w:space="0" w:color="000000"/>
+              <w:bottom w:val="single" w:sz="4" w:space="0" w:color="000000"/>
+              <w:right w:val="single" w:sz="4" w:space="0" w:color="000000"/>
+            </w:tcBorders>
+            <w:vAlign w:val="bottom"/>
+          </w:tcPr>
+          <w:p>
+            <w:pPr>
+              <w:pStyle w:val="Normal"/>
+              <w:widowControl w:val="false"/>
+              <w:spacing w:lineRule="auto" w:line="180"/>
+              <w:jc w:val="center"/>
+              <w:rPr>
+                <w:sz w:val="16"/>
+                <w:szCs w:val="16"/>
+              </w:rPr>
+            </w:pPr>
+            <w:r>
+              <w:rPr>
+                <w:rFonts w:eastAsia="arial" w:ascii="arial" w:hAnsi="arial"/>
+                <w:color w:val="000000"/>
+                <w:sz w:val="16"/>
+                <w:szCs w:val="16"/>
+              </w:rPr>
+              <w:t>Prev</w:t>
+            </w:r>
+          </w:p>
+          <w:p>
+            <w:pPr>
+              <w:pStyle w:val="Normal"/>
+              <w:widowControl w:val="false"/>
+              <w:spacing w:lineRule="auto" w:line="180"/>
+              <w:jc w:val="center"/>
+              <w:rPr>
+                <w:sz w:val="16"/>
+                <w:szCs w:val="16"/>
+              </w:rPr>
+            </w:pPr>
+            <w:r>
+              <w:rPr>
+                <w:rFonts w:eastAsia="arial" w:ascii="arial" w:hAnsi="arial"/>
+                <w:color w:val="000000"/>
+                <w:sz w:val="16"/>
+                <w:szCs w:val="16"/>
+              </w:rPr>
+              <w:t>Cab Cam</w:t>
+            </w:r>
+          </w:p>
+        </w:tc>
+      </w:tr>
+    </w:tbl>
+    <w:p>
+      <w:pPr>
+        <w:pStyle w:val="Normal"/>
+        <w:rPr>
+          <w:color w:val="000000"/>
+          <w:sz w:val="16"/>
+          <w:szCs w:val="16"/>
+        </w:rPr>
+      </w:pPr>
+      <w:r>
+        <w:rPr>
+          <w:color w:val="000000"/>
+          <w:sz w:val="16"/>
+          <w:szCs w:val="16"/>
+        </w:rPr>
+      </w:r>
+    </w:p>
+    <w:p>
+      <w:pPr>
+        <w:pStyle w:val="Normal"/>
+        <w:rPr>
+          <w:color w:val="000000"/>
+          <w:sz w:val="16"/>
+          <w:szCs w:val="16"/>
+        </w:rPr>
+      </w:pPr>
+      <w:r>
+        <w:rPr>
+          <w:color w:val="000000"/>
+          <w:sz w:val="16"/>
+          <w:szCs w:val="16"/>
+        </w:rPr>
+        <w:tab/>
+        <w:t xml:space="preserve">       </w:t>
+      </w:r>
+      <w:r>
+        <w:rPr>
+          <w:rFonts w:eastAsia="arial" w:ascii="arial" w:hAnsi="arial"/>
+          <w:color w:val="000000"/>
+          <w:sz w:val="16"/>
+          <w:szCs w:val="16"/>
+        </w:rPr>
+        <w:t xml:space="preserve">    F40PH-3C TR-1</w:t>
+      </w:r>
+    </w:p>
+    <w:tbl>
+      <w:tblPr>
+        <w:tblW w:w="14248" w:type="dxa"/>
+        <w:jc w:val="left"/>
+        <w:tblInd w:w="-5" w:type="dxa"/>
+        <w:tblLayout w:type="fixed"/>
+        <w:tblCellMar>
+          <w:top w:w="0" w:type="dxa"/>
+          <w:left w:w="108" w:type="dxa"/>
+          <w:bottom w:w="0" w:type="dxa"/>
+          <w:right w:w="108" w:type="dxa"/>
+        </w:tblCellMar>
+        <w:tblLook w:firstRow="1" w:noVBand="1" w:lastRow="0" w:firstColumn="1" w:lastColumn="0" w:noHBand="0" w:val="04a0"/>
+      </w:tblPr>
+      <w:tblGrid>
+        <w:gridCol w:w="1017"/>
+        <w:gridCol w:w="1019"/>
+        <w:gridCol w:w="1014"/>
+        <w:gridCol w:w="1016"/>
+        <w:gridCol w:w="1020"/>
+        <w:gridCol w:w="1016"/>
+        <w:gridCol w:w="1016"/>
+        <w:gridCol w:w="1017"/>
+        <w:gridCol w:w="1016"/>
+        <w:gridCol w:w="1020"/>
+        <w:gridCol w:w="1016"/>
+        <w:gridCol w:w="1016"/>
+        <w:gridCol w:w="1016"/>
+        <w:gridCol w:w="1029"/>
+      </w:tblGrid>
+      <w:tr>
+        <w:trPr>
+          <w:trHeight w:val="440" w:hRule="exact"/>
+          <w:cantSplit w:val="true"/>
+        </w:trPr>
+        <w:tc>
+          <w:tcPr>
+            <w:tcW w:w="1017" w:type="dxa"/>
+            <w:tcBorders>
+              <w:top w:val="single" w:sz="4" w:space="0" w:color="000000"/>
+              <w:left w:val="single" w:sz="4" w:space="0" w:color="000000"/>
+              <w:bottom w:val="single" w:sz="4" w:space="0" w:color="000000"/>
+            </w:tcBorders>
+            <w:vAlign w:val="bottom"/>
+          </w:tcPr>
+          <w:p>
+            <w:pPr>
+              <w:pStyle w:val="Normal"/>
+              <w:widowControl w:val="false"/>
+              <w:spacing w:lineRule="auto" w:line="180" w:before="0" w:after="60"/>
+              <w:jc w:val="center"/>
+              <w:rPr>
+                <w:color w:val="000000"/>
+                <w:sz w:val="16"/>
+                <w:szCs w:val="16"/>
+              </w:rPr>
+            </w:pPr>
+            <w:r>
+              <w:rPr>
+                <w:rFonts w:eastAsia="arial" w:ascii="arial" w:hAnsi="arial"/>
+                <w:b/>
+                <w:color w:val="000000"/>
+                <w:sz w:val="16"/>
+                <w:szCs w:val="16"/>
+              </w:rPr>
+              <w:t>Pause</w:t>
+            </w:r>
+          </w:p>
+        </w:tc>
+        <w:tc>
+          <w:tcPr>
+            <w:tcW w:w="1019" w:type="dxa"/>
+            <w:tcBorders>
+              <w:top w:val="single" w:sz="4" w:space="0" w:color="000000"/>
+              <w:left w:val="single" w:sz="4" w:space="0" w:color="000000"/>
+              <w:bottom w:val="single" w:sz="4" w:space="0" w:color="000000"/>
+            </w:tcBorders>
+            <w:vAlign w:val="bottom"/>
+          </w:tcPr>
+          <w:p>
+            <w:pPr>
+              <w:pStyle w:val="Normal"/>
+              <w:widowControl w:val="false"/>
+              <w:spacing w:lineRule="auto" w:line="180"/>
+              <w:jc w:val="center"/>
+              <w:rPr>
+                <w:color w:val="000000"/>
+                <w:sz w:val="16"/>
+                <w:szCs w:val="16"/>
+              </w:rPr>
+            </w:pPr>
+            <w:r>
+              <w:rPr>
+                <w:color w:val="000000"/>
+                <w:sz w:val="16"/>
+                <w:szCs w:val="16"/>
+              </w:rPr>
+              <w:t>Reverser Handle</w:t>
+            </w:r>
+          </w:p>
+        </w:tc>
+        <w:tc>
+          <w:tcPr>
+            <w:tcW w:w="1014" w:type="dxa"/>
+            <w:tcBorders>
+              <w:top w:val="single" w:sz="4" w:space="0" w:color="000000"/>
+              <w:left w:val="single" w:sz="4" w:space="0" w:color="000000"/>
+              <w:bottom w:val="single" w:sz="4" w:space="0" w:color="000000"/>
+            </w:tcBorders>
+            <w:vAlign w:val="bottom"/>
+          </w:tcPr>
+          <w:p>
+            <w:pPr>
+              <w:pStyle w:val="Normal"/>
+              <w:widowControl w:val="false"/>
+              <w:jc w:val="center"/>
+              <w:rPr>
+                <w:rFonts w:ascii="arial" w:hAnsi="arial" w:eastAsia="arial"/>
+                <w:color w:val="000000"/>
+                <w:sz w:val="16"/>
+                <w:szCs w:val="16"/>
+              </w:rPr>
+            </w:pPr>
+            <w:r>
+              <w:rPr>
+                <w:rFonts w:eastAsia="arial" w:ascii="arial" w:hAnsi="arial"/>
+                <w:color w:val="000000"/>
+                <w:sz w:val="16"/>
+                <w:szCs w:val="16"/>
+              </w:rPr>
+              <w:t>Engine Start</w:t>
+            </w:r>
+          </w:p>
+        </w:tc>
+        <w:tc>
+          <w:tcPr>
+            <w:tcW w:w="1016" w:type="dxa"/>
+            <w:tcBorders>
+              <w:top w:val="single" w:sz="4" w:space="0" w:color="000000"/>
+              <w:left w:val="single" w:sz="4" w:space="0" w:color="000000"/>
+              <w:bottom w:val="single" w:sz="4" w:space="0" w:color="000000"/>
+            </w:tcBorders>
+            <w:vAlign w:val="bottom"/>
+          </w:tcPr>
+          <w:p>
+            <w:pPr>
+              <w:pStyle w:val="Normal"/>
+              <w:widowControl w:val="false"/>
+              <w:spacing w:lineRule="auto" w:line="180"/>
+              <w:jc w:val="center"/>
+              <w:rPr>
+                <w:color w:val="000000"/>
+                <w:sz w:val="16"/>
+                <w:szCs w:val="16"/>
+              </w:rPr>
+            </w:pPr>
+            <w:r>
+              <w:rPr>
+                <w:color w:val="000000"/>
+                <w:sz w:val="16"/>
+                <w:szCs w:val="16"/>
+              </w:rPr>
+              <w:t>ATC</w:t>
+            </w:r>
+          </w:p>
+        </w:tc>
+        <w:tc>
+          <w:tcPr>
+            <w:tcW w:w="1020" w:type="dxa"/>
+            <w:tcBorders>
+              <w:top w:val="single" w:sz="4" w:space="0" w:color="000000"/>
+              <w:left w:val="single" w:sz="4" w:space="0" w:color="000000"/>
+              <w:bottom w:val="single" w:sz="4" w:space="0" w:color="000000"/>
+            </w:tcBorders>
+            <w:vAlign w:val="bottom"/>
+          </w:tcPr>
+          <w:p>
+            <w:pPr>
+              <w:pStyle w:val="Normal"/>
+              <w:widowControl w:val="false"/>
+              <w:spacing w:lineRule="auto" w:line="180"/>
+              <w:jc w:val="center"/>
+              <w:rPr>
+                <w:color w:val="000000"/>
+                <w:sz w:val="16"/>
+                <w:szCs w:val="16"/>
+              </w:rPr>
+            </w:pPr>
+            <w:r>
+              <w:rPr>
+                <w:color w:val="000000"/>
+                <w:sz w:val="16"/>
+                <w:szCs w:val="16"/>
+              </w:rPr>
+              <w:t>Generator Field</w:t>
+            </w:r>
+          </w:p>
+        </w:tc>
+        <w:tc>
+          <w:tcPr>
+            <w:tcW w:w="1016" w:type="dxa"/>
+            <w:tcBorders>
+              <w:top w:val="single" w:sz="4" w:space="0" w:color="000000"/>
+              <w:left w:val="single" w:sz="4" w:space="0" w:color="000000"/>
+              <w:bottom w:val="single" w:sz="4" w:space="0" w:color="000000"/>
+            </w:tcBorders>
+            <w:vAlign w:val="bottom"/>
+          </w:tcPr>
+          <w:p>
+            <w:pPr>
+              <w:pStyle w:val="Normal"/>
+              <w:widowControl w:val="false"/>
+              <w:jc w:val="center"/>
+              <w:rPr>
+                <w:color w:val="000000"/>
+                <w:sz w:val="16"/>
+                <w:szCs w:val="16"/>
+              </w:rPr>
+            </w:pPr>
+            <w:r>
+              <w:rPr>
+                <w:color w:val="000000"/>
+                <w:sz w:val="16"/>
+                <w:szCs w:val="16"/>
+              </w:rPr>
+              <w:t>Brake</w:t>
+            </w:r>
+          </w:p>
+          <w:p>
+            <w:pPr>
+              <w:pStyle w:val="Normal"/>
+              <w:widowControl w:val="false"/>
+              <w:jc w:val="center"/>
+              <w:rPr>
+                <w:color w:val="000000"/>
+                <w:sz w:val="16"/>
+                <w:szCs w:val="16"/>
+              </w:rPr>
+            </w:pPr>
+            <w:r>
+              <w:rPr>
+                <w:color w:val="000000"/>
+                <w:sz w:val="16"/>
+                <w:szCs w:val="16"/>
+              </w:rPr>
+              <w:t>Cut-In</w:t>
+            </w:r>
+          </w:p>
+        </w:tc>
+        <w:tc>
+          <w:tcPr>
+            <w:tcW w:w="1016" w:type="dxa"/>
+            <w:tcBorders>
+              <w:top w:val="single" w:sz="4" w:space="0" w:color="000000"/>
+              <w:left w:val="single" w:sz="4" w:space="0" w:color="000000"/>
+              <w:bottom w:val="single" w:sz="4" w:space="0" w:color="000000"/>
+            </w:tcBorders>
+            <w:vAlign w:val="bottom"/>
+          </w:tcPr>
+          <w:p>
+            <w:pPr>
+              <w:pStyle w:val="Normal"/>
+              <w:widowControl w:val="false"/>
+              <w:jc w:val="center"/>
+              <w:rPr>
+                <w:color w:val="000000"/>
+                <w:sz w:val="16"/>
+                <w:szCs w:val="16"/>
+              </w:rPr>
+            </w:pPr>
+            <w:r>
+              <w:rPr>
+                <w:color w:val="000000"/>
+                <w:sz w:val="16"/>
+                <w:szCs w:val="16"/>
+              </w:rPr>
+              <w:t>Trainline Short H</w:t>
+            </w:r>
+          </w:p>
+        </w:tc>
+        <w:tc>
+          <w:tcPr>
+            <w:tcW w:w="1017" w:type="dxa"/>
+            <w:tcBorders>
+              <w:top w:val="single" w:sz="4" w:space="0" w:color="000000"/>
+              <w:left w:val="single" w:sz="4" w:space="0" w:color="000000"/>
+              <w:bottom w:val="single" w:sz="4" w:space="0" w:color="000000"/>
+            </w:tcBorders>
+            <w:vAlign w:val="bottom"/>
+          </w:tcPr>
+          <w:p>
+            <w:pPr>
+              <w:pStyle w:val="Normal"/>
+              <w:widowControl w:val="false"/>
+              <w:jc w:val="center"/>
+              <w:rPr>
+                <w:color w:val="000000"/>
+                <w:sz w:val="16"/>
+                <w:szCs w:val="16"/>
+              </w:rPr>
+            </w:pPr>
+            <w:r>
+              <w:rPr>
+                <w:rFonts w:eastAsia="arial" w:ascii="arial" w:hAnsi="arial"/>
+                <w:color w:val="000000"/>
+                <w:sz w:val="16"/>
+                <w:szCs w:val="16"/>
+              </w:rPr>
+              <w:t>Isolation Run</w:t>
+            </w:r>
+          </w:p>
+        </w:tc>
+        <w:tc>
+          <w:tcPr>
+            <w:tcW w:w="1016" w:type="dxa"/>
+            <w:tcBorders>
+              <w:top w:val="single" w:sz="4" w:space="0" w:color="000000"/>
+              <w:left w:val="single" w:sz="4" w:space="0" w:color="000000"/>
+              <w:bottom w:val="single" w:sz="4" w:space="0" w:color="000000"/>
+            </w:tcBorders>
+            <w:vAlign w:val="bottom"/>
+          </w:tcPr>
+          <w:p>
+            <w:pPr>
+              <w:pStyle w:val="Normal"/>
+              <w:widowControl w:val="false"/>
+              <w:jc w:val="center"/>
+              <w:rPr>
+                <w:sz w:val="16"/>
+                <w:szCs w:val="16"/>
+              </w:rPr>
+            </w:pPr>
+            <w:r>
+              <w:rPr>
+                <w:sz w:val="16"/>
+                <w:szCs w:val="16"/>
+              </w:rPr>
+              <w:t>HEP Eng. Stop</w:t>
+            </w:r>
+          </w:p>
+        </w:tc>
+        <w:tc>
+          <w:tcPr>
+            <w:tcW w:w="1020" w:type="dxa"/>
+            <w:tcBorders>
+              <w:top w:val="single" w:sz="4" w:space="0" w:color="000000"/>
+              <w:left w:val="single" w:sz="4" w:space="0" w:color="000000"/>
+              <w:bottom w:val="single" w:sz="4" w:space="0" w:color="000000"/>
+            </w:tcBorders>
+            <w:vAlign w:val="bottom"/>
+          </w:tcPr>
+          <w:p>
+            <w:pPr>
+              <w:pStyle w:val="Normal"/>
+              <w:widowControl w:val="false"/>
+              <w:jc w:val="center"/>
+              <w:rPr>
+                <w:color w:val="000000"/>
+                <w:sz w:val="16"/>
+                <w:szCs w:val="16"/>
+              </w:rPr>
+            </w:pPr>
+            <w:r>
+              <w:rPr>
+                <w:rFonts w:eastAsia="arial" w:ascii="arial" w:hAnsi="arial"/>
+                <w:color w:val="000000"/>
+                <w:sz w:val="16"/>
+                <w:szCs w:val="16"/>
+              </w:rPr>
+              <w:t>AC Power On</w:t>
+            </w:r>
+          </w:p>
+        </w:tc>
+        <w:tc>
+          <w:tcPr>
+            <w:tcW w:w="1016" w:type="dxa"/>
+            <w:tcBorders>
+              <w:top w:val="single" w:sz="4" w:space="0" w:color="000000"/>
+              <w:left w:val="single" w:sz="4" w:space="0" w:color="000000"/>
+              <w:bottom w:val="single" w:sz="4" w:space="0" w:color="000000"/>
+            </w:tcBorders>
+            <w:vAlign w:val="bottom"/>
+          </w:tcPr>
+          <w:p>
+            <w:pPr>
+              <w:pStyle w:val="Normal"/>
+              <w:widowControl w:val="false"/>
+              <w:spacing w:lineRule="auto" w:line="180"/>
+              <w:jc w:val="center"/>
+              <w:rPr>
+                <w:sz w:val="16"/>
+                <w:szCs w:val="16"/>
+              </w:rPr>
+            </w:pPr>
+            <w:r>
+              <w:rPr>
+                <w:rFonts w:eastAsia="arial" w:ascii="arial" w:hAnsi="arial"/>
+                <w:color w:val="000000"/>
+                <w:sz w:val="16"/>
+                <w:szCs w:val="16"/>
+              </w:rPr>
+              <w:t>Gauge Light</w:t>
+            </w:r>
+          </w:p>
+        </w:tc>
+        <w:tc>
+          <w:tcPr>
+            <w:tcW w:w="1016" w:type="dxa"/>
+            <w:tcBorders>
+              <w:top w:val="single" w:sz="4" w:space="0" w:color="000000"/>
+              <w:left w:val="single" w:sz="4" w:space="0" w:color="000000"/>
+              <w:bottom w:val="single" w:sz="4" w:space="0" w:color="000000"/>
+            </w:tcBorders>
+            <w:vAlign w:val="bottom"/>
+          </w:tcPr>
+          <w:p>
+            <w:pPr>
+              <w:pStyle w:val="Normal"/>
+              <w:widowControl w:val="false"/>
+              <w:spacing w:lineRule="auto" w:line="180"/>
+              <w:jc w:val="center"/>
+              <w:rPr>
+                <w:sz w:val="16"/>
+                <w:szCs w:val="16"/>
+              </w:rPr>
+            </w:pPr>
+            <w:r>
+              <w:rPr>
+                <w:sz w:val="16"/>
+                <w:szCs w:val="16"/>
+              </w:rPr>
+              <w:t>Cab Light</w:t>
+            </w:r>
+          </w:p>
+        </w:tc>
+        <w:tc>
+          <w:tcPr>
+            <w:tcW w:w="1016" w:type="dxa"/>
+            <w:tcBorders>
+              <w:top w:val="single" w:sz="4" w:space="0" w:color="000000"/>
+              <w:left w:val="single" w:sz="4" w:space="0" w:color="000000"/>
+              <w:bottom w:val="single" w:sz="4" w:space="0" w:color="000000"/>
+            </w:tcBorders>
+            <w:vAlign w:val="bottom"/>
+          </w:tcPr>
+          <w:p>
+            <w:pPr>
+              <w:pStyle w:val="Normal"/>
+              <w:widowControl w:val="false"/>
+              <w:spacing w:lineRule="auto" w:line="180"/>
+              <w:jc w:val="center"/>
+              <w:rPr>
+                <w:sz w:val="16"/>
+                <w:szCs w:val="16"/>
+              </w:rPr>
+            </w:pPr>
+            <w:r>
+              <w:rPr>
+                <w:rFonts w:eastAsia="arial" w:ascii="arial" w:hAnsi="arial"/>
+                <w:color w:val="000000"/>
+                <w:sz w:val="16"/>
+                <w:szCs w:val="16"/>
+              </w:rPr>
+              <w:t>1-Person</w:t>
+            </w:r>
+          </w:p>
+        </w:tc>
+        <w:tc>
+          <w:tcPr>
+            <w:tcW w:w="1029" w:type="dxa"/>
+            <w:tcBorders>
+              <w:top w:val="single" w:sz="4" w:space="0" w:color="000000"/>
+              <w:left w:val="single" w:sz="4" w:space="0" w:color="000000"/>
+              <w:bottom w:val="single" w:sz="4" w:space="0" w:color="000000"/>
+              <w:right w:val="single" w:sz="4" w:space="0" w:color="000000"/>
+            </w:tcBorders>
+            <w:vAlign w:val="bottom"/>
+          </w:tcPr>
+          <w:p>
+            <w:pPr>
+              <w:pStyle w:val="Normal"/>
+              <w:widowControl w:val="false"/>
+              <w:spacing w:lineRule="auto" w:line="180"/>
+              <w:jc w:val="center"/>
+              <w:rPr>
+                <w:sz w:val="16"/>
+                <w:szCs w:val="16"/>
+              </w:rPr>
+            </w:pPr>
+            <w:r>
+              <w:rPr>
+                <w:rFonts w:eastAsia="arial" w:ascii="arial" w:hAnsi="arial"/>
+                <w:color w:val="000000"/>
+                <w:sz w:val="16"/>
+                <w:szCs w:val="16"/>
+              </w:rPr>
+              <w:t>Next</w:t>
+            </w:r>
+          </w:p>
+          <w:p>
+            <w:pPr>
+              <w:pStyle w:val="Normal"/>
+              <w:widowControl w:val="false"/>
+              <w:spacing w:lineRule="auto" w:line="180"/>
+              <w:jc w:val="center"/>
+              <w:rPr>
+                <w:sz w:val="16"/>
+                <w:szCs w:val="16"/>
+              </w:rPr>
+            </w:pPr>
+            <w:r>
+              <w:rPr>
+                <w:rFonts w:eastAsia="arial" w:ascii="arial" w:hAnsi="arial"/>
+                <w:color w:val="000000"/>
+                <w:sz w:val="16"/>
+                <w:szCs w:val="16"/>
+              </w:rPr>
+              <w:t>Cab Cam</w:t>
+            </w:r>
+          </w:p>
+        </w:tc>
+      </w:tr>
+    </w:tbl>
+    <w:p>
+      <w:pPr>
+        <w:pStyle w:val="Normal"/>
+        <w:rPr>
+          <w:rFonts w:ascii="arial" w:hAnsi="arial" w:eastAsia="arial"/>
+          <w:color w:val="000000"/>
+          <w:sz w:val="16"/>
+          <w:szCs w:val="16"/>
+        </w:rPr>
+      </w:pPr>
+      <w:r>
+        <w:rPr>
+          <w:rFonts w:eastAsia="arial" w:ascii="arial" w:hAnsi="arial"/>
+          <w:color w:val="000000"/>
+          <w:sz w:val="16"/>
+          <w:szCs w:val="16"/>
+        </w:rPr>
+      </w:r>
+    </w:p>
+    <w:p>
+      <w:pPr>
+        <w:pStyle w:val="Normal"/>
+        <w:rPr>
+          <w:color w:val="000000"/>
+          <w:sz w:val="16"/>
+          <w:szCs w:val="16"/>
+        </w:rPr>
+      </w:pPr>
+      <w:r>
+        <w:rPr>
+          <w:rFonts w:eastAsia="arial" w:ascii="arial" w:hAnsi="arial"/>
+          <w:color w:val="000000"/>
+          <w:sz w:val="16"/>
+          <w:szCs w:val="16"/>
+        </w:rPr>
+        <w:tab/>
+        <w:t xml:space="preserve">           F40PH-3C TR-2</w:t>
+      </w:r>
+    </w:p>
+    <w:tbl>
+      <w:tblPr>
+        <w:tblW w:w="14248" w:type="dxa"/>
+        <w:jc w:val="left"/>
+        <w:tblInd w:w="-5" w:type="dxa"/>
+        <w:tblLayout w:type="fixed"/>
+        <w:tblCellMar>
+          <w:top w:w="0" w:type="dxa"/>
+          <w:left w:w="108" w:type="dxa"/>
+          <w:bottom w:w="0" w:type="dxa"/>
+          <w:right w:w="108" w:type="dxa"/>
+        </w:tblCellMar>
+        <w:tblLook w:firstRow="1" w:noVBand="1" w:lastRow="0" w:firstColumn="1" w:lastColumn="0" w:noHBand="0" w:val="04a0"/>
+      </w:tblPr>
+      <w:tblGrid>
+        <w:gridCol w:w="1017"/>
+        <w:gridCol w:w="1019"/>
+        <w:gridCol w:w="1014"/>
+        <w:gridCol w:w="1016"/>
+        <w:gridCol w:w="1020"/>
+        <w:gridCol w:w="1016"/>
+        <w:gridCol w:w="1016"/>
+        <w:gridCol w:w="1017"/>
+        <w:gridCol w:w="1016"/>
+        <w:gridCol w:w="1020"/>
+        <w:gridCol w:w="1016"/>
+        <w:gridCol w:w="1016"/>
+        <w:gridCol w:w="1016"/>
+        <w:gridCol w:w="1029"/>
+      </w:tblGrid>
+      <w:tr>
+        <w:trPr>
+          <w:trHeight w:val="440" w:hRule="exact"/>
+          <w:cantSplit w:val="true"/>
+        </w:trPr>
+        <w:tc>
+          <w:tcPr>
+            <w:tcW w:w="1017" w:type="dxa"/>
+            <w:tcBorders>
+              <w:top w:val="single" w:sz="4" w:space="0" w:color="000000"/>
+              <w:left w:val="single" w:sz="4" w:space="0" w:color="000000"/>
+              <w:bottom w:val="single" w:sz="4" w:space="0" w:color="000000"/>
+            </w:tcBorders>
+            <w:vAlign w:val="bottom"/>
+          </w:tcPr>
+          <w:p>
+            <w:pPr>
+              <w:pStyle w:val="Normal"/>
+              <w:widowControl w:val="false"/>
+              <w:spacing w:lineRule="auto" w:line="180" w:before="0" w:after="60"/>
+              <w:jc w:val="center"/>
+              <w:rPr>
+                <w:b/>
+                <w:bCs/>
+              </w:rPr>
+            </w:pPr>
+            <w:r>
+              <w:rPr>
+                <w:b/>
+                <w:bCs/>
+                <w:color w:val="000000"/>
+                <w:sz w:val="16"/>
+                <w:szCs w:val="16"/>
+              </w:rPr>
+              <w:t>HUD</w:t>
+            </w:r>
+          </w:p>
+        </w:tc>
+        <w:tc>
+          <w:tcPr>
+            <w:tcW w:w="1019" w:type="dxa"/>
+            <w:tcBorders>
+              <w:top w:val="single" w:sz="4" w:space="0" w:color="000000"/>
+              <w:left w:val="single" w:sz="4" w:space="0" w:color="000000"/>
+              <w:bottom w:val="single" w:sz="4" w:space="0" w:color="000000"/>
+            </w:tcBorders>
+            <w:vAlign w:val="bottom"/>
+          </w:tcPr>
+          <w:p>
+            <w:pPr>
+              <w:pStyle w:val="Normal"/>
+              <w:widowControl w:val="false"/>
+              <w:spacing w:lineRule="auto" w:line="180"/>
+              <w:jc w:val="center"/>
+              <w:rPr>
+                <w:color w:val="000000"/>
+                <w:sz w:val="16"/>
+                <w:szCs w:val="16"/>
+              </w:rPr>
+            </w:pPr>
+            <w:r>
+              <w:rPr>
+                <w:color w:val="000000"/>
+                <w:sz w:val="16"/>
+                <w:szCs w:val="16"/>
+              </w:rPr>
+              <w:t>Schedule</w:t>
+            </w:r>
+          </w:p>
+        </w:tc>
+        <w:tc>
+          <w:tcPr>
+            <w:tcW w:w="1014" w:type="dxa"/>
+            <w:tcBorders>
+              <w:top w:val="single" w:sz="4" w:space="0" w:color="000000"/>
+              <w:left w:val="single" w:sz="4" w:space="0" w:color="000000"/>
+              <w:bottom w:val="single" w:sz="4" w:space="0" w:color="000000"/>
+            </w:tcBorders>
+            <w:vAlign w:val="bottom"/>
+          </w:tcPr>
+          <w:p>
+            <w:pPr>
+              <w:pStyle w:val="Normal"/>
+              <w:widowControl w:val="false"/>
+              <w:spacing w:lineRule="auto" w:line="180"/>
+              <w:jc w:val="center"/>
+              <w:rPr>
+                <w:color w:val="000000"/>
+                <w:sz w:val="16"/>
+                <w:szCs w:val="16"/>
+              </w:rPr>
+            </w:pPr>
+            <w:r>
+              <w:rPr>
+                <w:rFonts w:eastAsia="arial" w:ascii="arial" w:hAnsi="arial"/>
+                <w:color w:val="000000"/>
+                <w:sz w:val="16"/>
+                <w:szCs w:val="16"/>
+              </w:rPr>
+              <w:t>Engine Stop</w:t>
+            </w:r>
+          </w:p>
+        </w:tc>
+        <w:tc>
+          <w:tcPr>
+            <w:tcW w:w="1016" w:type="dxa"/>
+            <w:tcBorders>
+              <w:top w:val="single" w:sz="4" w:space="0" w:color="000000"/>
+              <w:left w:val="single" w:sz="4" w:space="0" w:color="000000"/>
+              <w:bottom w:val="single" w:sz="4" w:space="0" w:color="000000"/>
+            </w:tcBorders>
+            <w:vAlign w:val="bottom"/>
+          </w:tcPr>
+          <w:p>
+            <w:pPr>
+              <w:pStyle w:val="Normal"/>
+              <w:widowControl w:val="false"/>
+              <w:spacing w:lineRule="auto" w:line="180"/>
+              <w:jc w:val="center"/>
+              <w:rPr>
+                <w:color w:val="000000"/>
+                <w:sz w:val="16"/>
+                <w:szCs w:val="16"/>
+              </w:rPr>
+            </w:pPr>
+            <w:r>
+              <w:rPr>
+                <w:color w:val="000000"/>
+                <w:sz w:val="16"/>
+                <w:szCs w:val="16"/>
+              </w:rPr>
+              <w:t>Alerter</w:t>
+            </w:r>
+          </w:p>
+        </w:tc>
+        <w:tc>
+          <w:tcPr>
+            <w:tcW w:w="1020" w:type="dxa"/>
+            <w:tcBorders>
+              <w:top w:val="single" w:sz="4" w:space="0" w:color="000000"/>
+              <w:left w:val="single" w:sz="4" w:space="0" w:color="000000"/>
+              <w:bottom w:val="single" w:sz="4" w:space="0" w:color="000000"/>
+            </w:tcBorders>
+            <w:vAlign w:val="bottom"/>
+          </w:tcPr>
+          <w:p>
+            <w:pPr>
+              <w:pStyle w:val="Normal"/>
+              <w:widowControl w:val="false"/>
+              <w:spacing w:lineRule="auto" w:line="180"/>
+              <w:jc w:val="center"/>
+              <w:rPr>
+                <w:color w:val="000000"/>
+                <w:sz w:val="16"/>
+                <w:szCs w:val="16"/>
+              </w:rPr>
+            </w:pPr>
+            <w:r>
+              <w:rPr>
+                <w:color w:val="000000"/>
+                <w:sz w:val="16"/>
+                <w:szCs w:val="16"/>
+              </w:rPr>
+              <w:t>Control &amp; Fuel Pump</w:t>
+            </w:r>
+          </w:p>
+        </w:tc>
+        <w:tc>
+          <w:tcPr>
+            <w:tcW w:w="1016" w:type="dxa"/>
+            <w:tcBorders>
+              <w:top w:val="single" w:sz="4" w:space="0" w:color="000000"/>
+              <w:left w:val="single" w:sz="4" w:space="0" w:color="000000"/>
+              <w:bottom w:val="single" w:sz="4" w:space="0" w:color="000000"/>
+            </w:tcBorders>
+            <w:vAlign w:val="bottom"/>
+          </w:tcPr>
+          <w:p>
+            <w:pPr>
+              <w:pStyle w:val="Normal"/>
+              <w:widowControl w:val="false"/>
+              <w:jc w:val="center"/>
+              <w:rPr>
+                <w:color w:val="000000"/>
+                <w:sz w:val="16"/>
+                <w:szCs w:val="16"/>
+              </w:rPr>
+            </w:pPr>
+            <w:r>
+              <w:rPr>
+                <w:color w:val="000000"/>
+                <w:sz w:val="16"/>
+                <w:szCs w:val="16"/>
+              </w:rPr>
+              <w:t>Brake</w:t>
+            </w:r>
+          </w:p>
+          <w:p>
+            <w:pPr>
+              <w:pStyle w:val="Normal"/>
+              <w:widowControl w:val="false"/>
+              <w:jc w:val="center"/>
+              <w:rPr>
+                <w:color w:val="000000"/>
+                <w:sz w:val="16"/>
+                <w:szCs w:val="16"/>
+              </w:rPr>
+            </w:pPr>
+            <w:r>
+              <w:rPr>
+                <w:color w:val="000000"/>
+                <w:sz w:val="16"/>
+                <w:szCs w:val="16"/>
+              </w:rPr>
+              <w:t>Cut-Out</w:t>
+            </w:r>
+          </w:p>
+        </w:tc>
+        <w:tc>
+          <w:tcPr>
+            <w:tcW w:w="1016" w:type="dxa"/>
+            <w:tcBorders>
+              <w:top w:val="single" w:sz="4" w:space="0" w:color="000000"/>
+              <w:left w:val="single" w:sz="4" w:space="0" w:color="000000"/>
+              <w:bottom w:val="single" w:sz="4" w:space="0" w:color="000000"/>
+            </w:tcBorders>
+            <w:vAlign w:val="bottom"/>
+          </w:tcPr>
+          <w:p>
+            <w:pPr>
+              <w:pStyle w:val="Normal"/>
+              <w:widowControl w:val="false"/>
+              <w:jc w:val="center"/>
+              <w:rPr>
+                <w:color w:val="000000"/>
+                <w:sz w:val="16"/>
+                <w:szCs w:val="16"/>
+              </w:rPr>
+            </w:pPr>
+            <w:r>
+              <w:rPr>
+                <w:rFonts w:eastAsia="arial" w:ascii="arial" w:hAnsi="arial"/>
+                <w:color w:val="000000"/>
+                <w:sz w:val="16"/>
+                <w:szCs w:val="16"/>
+              </w:rPr>
+              <w:t>Trainline Long H</w:t>
+            </w:r>
+          </w:p>
+        </w:tc>
+        <w:tc>
+          <w:tcPr>
+            <w:tcW w:w="1017" w:type="dxa"/>
+            <w:tcBorders>
+              <w:top w:val="single" w:sz="4" w:space="0" w:color="000000"/>
+              <w:left w:val="single" w:sz="4" w:space="0" w:color="000000"/>
+              <w:bottom w:val="single" w:sz="4" w:space="0" w:color="000000"/>
+            </w:tcBorders>
+            <w:vAlign w:val="bottom"/>
+          </w:tcPr>
+          <w:p>
+            <w:pPr>
+              <w:pStyle w:val="Normal"/>
+              <w:widowControl w:val="false"/>
+              <w:jc w:val="center"/>
+              <w:rPr>
+                <w:color w:val="000000"/>
+                <w:sz w:val="16"/>
+                <w:szCs w:val="16"/>
+              </w:rPr>
+            </w:pPr>
+            <w:r>
+              <w:rPr>
+                <w:rFonts w:eastAsia="arial" w:ascii="arial" w:hAnsi="arial"/>
+                <w:color w:val="000000"/>
+                <w:sz w:val="16"/>
+                <w:szCs w:val="16"/>
+              </w:rPr>
+              <w:t>Isolation Start Iso.</w:t>
+            </w:r>
+          </w:p>
+        </w:tc>
+        <w:tc>
+          <w:tcPr>
+            <w:tcW w:w="1016" w:type="dxa"/>
+            <w:tcBorders>
+              <w:top w:val="single" w:sz="4" w:space="0" w:color="000000"/>
+              <w:left w:val="single" w:sz="4" w:space="0" w:color="000000"/>
+              <w:bottom w:val="single" w:sz="4" w:space="0" w:color="000000"/>
+            </w:tcBorders>
+            <w:vAlign w:val="bottom"/>
+          </w:tcPr>
+          <w:p>
+            <w:pPr>
+              <w:pStyle w:val="Normal"/>
+              <w:widowControl w:val="false"/>
+              <w:jc w:val="center"/>
+              <w:rPr>
+                <w:sz w:val="16"/>
+                <w:szCs w:val="16"/>
+              </w:rPr>
+            </w:pPr>
+            <w:r>
+              <w:rPr>
+                <w:rFonts w:eastAsia="arial" w:ascii="arial" w:hAnsi="arial"/>
+                <w:color w:val="000000"/>
+                <w:sz w:val="16"/>
+                <w:szCs w:val="16"/>
+              </w:rPr>
+              <w:t>HEP Eng. Mode</w:t>
+            </w:r>
+          </w:p>
+        </w:tc>
+        <w:tc>
+          <w:tcPr>
+            <w:tcW w:w="1020" w:type="dxa"/>
+            <w:tcBorders>
+              <w:top w:val="single" w:sz="4" w:space="0" w:color="000000"/>
+              <w:left w:val="single" w:sz="4" w:space="0" w:color="000000"/>
+              <w:bottom w:val="single" w:sz="4" w:space="0" w:color="000000"/>
+            </w:tcBorders>
+            <w:vAlign w:val="bottom"/>
+          </w:tcPr>
+          <w:p>
+            <w:pPr>
+              <w:pStyle w:val="Normal"/>
+              <w:widowControl w:val="false"/>
+              <w:jc w:val="center"/>
+              <w:rPr>
+                <w:color w:val="000000"/>
+                <w:sz w:val="16"/>
+                <w:szCs w:val="16"/>
+              </w:rPr>
+            </w:pPr>
+            <w:r>
+              <w:rPr>
+                <w:rFonts w:eastAsia="arial" w:ascii="arial" w:hAnsi="arial"/>
+                <w:color w:val="000000"/>
+                <w:sz w:val="16"/>
+                <w:szCs w:val="16"/>
+              </w:rPr>
+              <w:t>AC Power Off</w:t>
+            </w:r>
+          </w:p>
+        </w:tc>
+        <w:tc>
+          <w:tcPr>
+            <w:tcW w:w="1016" w:type="dxa"/>
+            <w:tcBorders>
+              <w:top w:val="single" w:sz="4" w:space="0" w:color="000000"/>
+              <w:left w:val="single" w:sz="4" w:space="0" w:color="000000"/>
+              <w:bottom w:val="single" w:sz="4" w:space="0" w:color="000000"/>
+            </w:tcBorders>
+            <w:vAlign w:val="bottom"/>
+          </w:tcPr>
+          <w:p>
+            <w:pPr>
+              <w:pStyle w:val="Normal"/>
+              <w:widowControl w:val="false"/>
+              <w:spacing w:lineRule="auto" w:line="180"/>
+              <w:jc w:val="center"/>
+              <w:rPr>
+                <w:color w:val="000000"/>
+                <w:sz w:val="16"/>
+                <w:szCs w:val="16"/>
+              </w:rPr>
+            </w:pPr>
+            <w:r>
+              <w:rPr>
+                <w:rFonts w:eastAsia="arial" w:ascii="arial" w:hAnsi="arial"/>
+                <w:color w:val="000000"/>
+                <w:sz w:val="16"/>
+                <w:szCs w:val="16"/>
+              </w:rPr>
+              <w:t>Engine Run</w:t>
+            </w:r>
+          </w:p>
+        </w:tc>
+        <w:tc>
+          <w:tcPr>
+            <w:tcW w:w="1016" w:type="dxa"/>
+            <w:tcBorders>
+              <w:top w:val="single" w:sz="4" w:space="0" w:color="000000"/>
+              <w:left w:val="single" w:sz="4" w:space="0" w:color="000000"/>
+              <w:bottom w:val="single" w:sz="4" w:space="0" w:color="000000"/>
+            </w:tcBorders>
+            <w:vAlign w:val="bottom"/>
+          </w:tcPr>
+          <w:p>
+            <w:pPr>
+              <w:pStyle w:val="Normal"/>
+              <w:widowControl w:val="false"/>
+              <w:spacing w:lineRule="auto" w:line="180"/>
+              <w:jc w:val="center"/>
+              <w:rPr>
+                <w:sz w:val="16"/>
+                <w:szCs w:val="16"/>
+              </w:rPr>
+            </w:pPr>
+            <w:r>
+              <w:rPr>
+                <w:sz w:val="16"/>
+                <w:szCs w:val="16"/>
+              </w:rPr>
+              <w:t>Marker Light</w:t>
+            </w:r>
+          </w:p>
+        </w:tc>
+        <w:tc>
+          <w:tcPr>
+            <w:tcW w:w="1016" w:type="dxa"/>
+            <w:tcBorders>
+              <w:top w:val="single" w:sz="4" w:space="0" w:color="000000"/>
+              <w:left w:val="single" w:sz="4" w:space="0" w:color="000000"/>
+              <w:bottom w:val="single" w:sz="4" w:space="0" w:color="000000"/>
+            </w:tcBorders>
+            <w:vAlign w:val="bottom"/>
+          </w:tcPr>
+          <w:p>
+            <w:pPr>
+              <w:pStyle w:val="Normal"/>
+              <w:widowControl w:val="false"/>
+              <w:spacing w:lineRule="auto" w:line="180"/>
+              <w:jc w:val="center"/>
+              <w:rPr>
+                <w:sz w:val="16"/>
+                <w:szCs w:val="16"/>
+              </w:rPr>
+            </w:pPr>
+            <w:r>
+              <w:rPr>
+                <w:rFonts w:eastAsia="arial" w:ascii="arial" w:hAnsi="arial"/>
+                <w:color w:val="000000"/>
+                <w:sz w:val="16"/>
+                <w:szCs w:val="16"/>
+              </w:rPr>
+              <w:t>Exterior</w:t>
+            </w:r>
+          </w:p>
+          <w:p>
+            <w:pPr>
+              <w:pStyle w:val="Normal"/>
+              <w:widowControl w:val="false"/>
+              <w:spacing w:lineRule="auto" w:line="180"/>
+              <w:jc w:val="center"/>
+              <w:rPr>
+                <w:sz w:val="16"/>
+                <w:szCs w:val="16"/>
+              </w:rPr>
+            </w:pPr>
+            <w:r>
+              <w:rPr>
+                <w:rFonts w:eastAsia="arial" w:ascii="arial" w:hAnsi="arial"/>
+                <w:color w:val="000000"/>
+                <w:sz w:val="16"/>
+                <w:szCs w:val="16"/>
+              </w:rPr>
+              <w:t>Camera</w:t>
+            </w:r>
+          </w:p>
+        </w:tc>
+        <w:tc>
+          <w:tcPr>
+            <w:tcW w:w="1029" w:type="dxa"/>
+            <w:tcBorders>
+              <w:top w:val="single" w:sz="4" w:space="0" w:color="000000"/>
+              <w:left w:val="single" w:sz="4" w:space="0" w:color="000000"/>
+              <w:bottom w:val="single" w:sz="4" w:space="0" w:color="000000"/>
+              <w:right w:val="single" w:sz="4" w:space="0" w:color="000000"/>
+            </w:tcBorders>
+            <w:vAlign w:val="bottom"/>
+          </w:tcPr>
+          <w:p>
+            <w:pPr>
+              <w:pStyle w:val="Normal"/>
+              <w:widowControl w:val="false"/>
+              <w:spacing w:lineRule="auto" w:line="180"/>
+              <w:jc w:val="center"/>
+              <w:rPr>
+                <w:sz w:val="16"/>
+                <w:szCs w:val="16"/>
+              </w:rPr>
+            </w:pPr>
+            <w:r>
+              <w:rPr>
+                <w:rFonts w:eastAsia="arial" w:ascii="arial" w:hAnsi="arial"/>
+                <w:color w:val="000000"/>
+                <w:sz w:val="16"/>
+                <w:szCs w:val="16"/>
+              </w:rPr>
+              <w:t>Prev</w:t>
+            </w:r>
+          </w:p>
+          <w:p>
+            <w:pPr>
+              <w:pStyle w:val="Normal"/>
+              <w:widowControl w:val="false"/>
+              <w:spacing w:lineRule="auto" w:line="180"/>
+              <w:jc w:val="center"/>
+              <w:rPr>
+                <w:sz w:val="16"/>
+                <w:szCs w:val="16"/>
+              </w:rPr>
+            </w:pPr>
+            <w:r>
+              <w:rPr>
+                <w:rFonts w:eastAsia="arial" w:ascii="arial" w:hAnsi="arial"/>
+                <w:color w:val="000000"/>
+                <w:sz w:val="16"/>
+                <w:szCs w:val="16"/>
+              </w:rPr>
+              <w:t>Cab Cam</w:t>
+            </w:r>
+          </w:p>
+        </w:tc>
+      </w:tr>
+    </w:tbl>
+    <w:p>
+      <w:pPr>
+        <w:pStyle w:val="Normal"/>
+        <w:rPr>
+          <w:color w:val="000000"/>
+          <w:sz w:val="16"/>
+          <w:szCs w:val="16"/>
+        </w:rPr>
+      </w:pPr>
+      <w:r>
+        <w:rPr>
+          <w:color w:val="000000"/>
+          <w:sz w:val="16"/>
+          <w:szCs w:val="16"/>
+        </w:rPr>
+      </w:r>
+    </w:p>
+    <w:p>
+      <w:pPr>
+        <w:pStyle w:val="Normal"/>
+        <w:rPr>
+          <w:color w:val="000000"/>
+          <w:sz w:val="16"/>
+          <w:szCs w:val="16"/>
+        </w:rPr>
+      </w:pPr>
+      <w:r>
+        <w:rPr>
+          <w:color w:val="000000"/>
+          <w:sz w:val="16"/>
+          <w:szCs w:val="16"/>
+        </w:rPr>
+        <w:tab/>
+        <w:t xml:space="preserve">       </w:t>
+      </w:r>
+      <w:r>
+        <w:rPr>
+          <w:rFonts w:eastAsia="arial" w:ascii="arial" w:hAnsi="arial"/>
+          <w:color w:val="000000"/>
+          <w:sz w:val="16"/>
+          <w:szCs w:val="16"/>
+        </w:rPr>
+        <w:t xml:space="preserve">    </w:t>
+      </w:r>
+      <w:r>
+        <w:rPr>
+          <w:rFonts w:eastAsia="arial" w:ascii="arial" w:hAnsi="arial"/>
+          <w:color w:val="000000"/>
+          <w:sz w:val="16"/>
+          <w:szCs w:val="16"/>
+        </w:rPr>
+        <w:t>GP49H-3</w:t>
+      </w:r>
+      <w:r>
+        <w:rPr>
+          <w:rFonts w:eastAsia="arial" w:ascii="arial" w:hAnsi="arial"/>
+          <w:color w:val="000000"/>
+          <w:sz w:val="16"/>
+          <w:szCs w:val="16"/>
+        </w:rPr>
+        <w:t>-1</w:t>
+      </w:r>
+    </w:p>
+    <w:tbl>
+      <w:tblPr>
+        <w:tblW w:w="14248" w:type="dxa"/>
+        <w:jc w:val="left"/>
+        <w:tblInd w:w="-5" w:type="dxa"/>
+        <w:tblLayout w:type="fixed"/>
+        <w:tblCellMar>
+          <w:top w:w="0" w:type="dxa"/>
+          <w:left w:w="108" w:type="dxa"/>
+          <w:bottom w:w="0" w:type="dxa"/>
+          <w:right w:w="108" w:type="dxa"/>
+        </w:tblCellMar>
+        <w:tblLook w:firstRow="1" w:noVBand="1" w:lastRow="0" w:firstColumn="1" w:lastColumn="0" w:noHBand="0" w:val="04a0"/>
+      </w:tblPr>
+      <w:tblGrid>
+        <w:gridCol w:w="1017"/>
+        <w:gridCol w:w="1019"/>
+        <w:gridCol w:w="1014"/>
+        <w:gridCol w:w="1016"/>
+        <w:gridCol w:w="1020"/>
+        <w:gridCol w:w="1016"/>
+        <w:gridCol w:w="1016"/>
+        <w:gridCol w:w="1017"/>
+        <w:gridCol w:w="1016"/>
+        <w:gridCol w:w="1020"/>
+        <w:gridCol w:w="1016"/>
+        <w:gridCol w:w="1016"/>
+        <w:gridCol w:w="1016"/>
+        <w:gridCol w:w="1029"/>
+      </w:tblGrid>
+      <w:tr>
+        <w:trPr>
+          <w:trHeight w:val="440" w:hRule="exact"/>
+          <w:cantSplit w:val="true"/>
+        </w:trPr>
+        <w:tc>
+          <w:tcPr>
+            <w:tcW w:w="1017" w:type="dxa"/>
+            <w:tcBorders>
+              <w:top w:val="single" w:sz="4" w:space="0" w:color="000000"/>
+              <w:left w:val="single" w:sz="4" w:space="0" w:color="000000"/>
+              <w:bottom w:val="single" w:sz="4" w:space="0" w:color="000000"/>
+            </w:tcBorders>
+            <w:vAlign w:val="bottom"/>
+          </w:tcPr>
+          <w:p>
+            <w:pPr>
+              <w:pStyle w:val="Normal"/>
+              <w:widowControl w:val="false"/>
+              <w:spacing w:lineRule="auto" w:line="180" w:before="0" w:after="60"/>
+              <w:jc w:val="center"/>
+              <w:rPr>
+                <w:color w:val="000000"/>
+                <w:sz w:val="16"/>
+                <w:szCs w:val="16"/>
+              </w:rPr>
+            </w:pPr>
+            <w:r>
+              <w:rPr>
+                <w:rFonts w:eastAsia="arial" w:ascii="arial" w:hAnsi="arial"/>
+                <w:b/>
+                <w:color w:val="000000"/>
+                <w:sz w:val="16"/>
+                <w:szCs w:val="16"/>
+              </w:rPr>
+              <w:t>Pause</w:t>
+            </w:r>
+          </w:p>
+        </w:tc>
+        <w:tc>
+          <w:tcPr>
+            <w:tcW w:w="1019" w:type="dxa"/>
+            <w:tcBorders>
+              <w:top w:val="single" w:sz="4" w:space="0" w:color="000000"/>
+              <w:left w:val="single" w:sz="4" w:space="0" w:color="000000"/>
+              <w:bottom w:val="single" w:sz="4" w:space="0" w:color="000000"/>
+            </w:tcBorders>
+            <w:vAlign w:val="bottom"/>
+          </w:tcPr>
+          <w:p>
+            <w:pPr>
+              <w:pStyle w:val="Normal"/>
+              <w:widowControl w:val="false"/>
+              <w:spacing w:lineRule="auto" w:line="180"/>
+              <w:jc w:val="center"/>
+              <w:rPr>
+                <w:color w:val="000000"/>
+                <w:sz w:val="16"/>
+                <w:szCs w:val="16"/>
+              </w:rPr>
+            </w:pPr>
+            <w:r>
+              <w:rPr>
+                <w:color w:val="000000"/>
+                <w:sz w:val="16"/>
+                <w:szCs w:val="16"/>
+              </w:rPr>
+              <w:t>Reverser Handle</w:t>
+            </w:r>
+          </w:p>
+        </w:tc>
+        <w:tc>
+          <w:tcPr>
+            <w:tcW w:w="1014" w:type="dxa"/>
+            <w:tcBorders>
+              <w:top w:val="single" w:sz="4" w:space="0" w:color="000000"/>
+              <w:left w:val="single" w:sz="4" w:space="0" w:color="000000"/>
+              <w:bottom w:val="single" w:sz="4" w:space="0" w:color="000000"/>
+            </w:tcBorders>
+            <w:vAlign w:val="bottom"/>
+          </w:tcPr>
+          <w:p>
+            <w:pPr>
+              <w:pStyle w:val="Normal"/>
+              <w:widowControl w:val="false"/>
+              <w:jc w:val="center"/>
+              <w:rPr>
+                <w:rFonts w:ascii="arial" w:hAnsi="arial" w:eastAsia="arial"/>
+                <w:color w:val="000000"/>
+                <w:sz w:val="16"/>
+                <w:szCs w:val="16"/>
+              </w:rPr>
+            </w:pPr>
+            <w:r>
+              <w:rPr>
+                <w:rFonts w:eastAsia="arial" w:ascii="arial" w:hAnsi="arial"/>
+                <w:color w:val="000000"/>
+                <w:sz w:val="16"/>
+                <w:szCs w:val="16"/>
+              </w:rPr>
+              <w:t>Engine Start</w:t>
+            </w:r>
+          </w:p>
+        </w:tc>
+        <w:tc>
+          <w:tcPr>
+            <w:tcW w:w="1016" w:type="dxa"/>
+            <w:tcBorders>
+              <w:top w:val="single" w:sz="4" w:space="0" w:color="000000"/>
+              <w:left w:val="single" w:sz="4" w:space="0" w:color="000000"/>
+              <w:bottom w:val="single" w:sz="4" w:space="0" w:color="000000"/>
+            </w:tcBorders>
+            <w:vAlign w:val="bottom"/>
+          </w:tcPr>
+          <w:p>
+            <w:pPr>
+              <w:pStyle w:val="Normal"/>
+              <w:widowControl w:val="false"/>
+              <w:spacing w:lineRule="auto" w:line="180"/>
+              <w:jc w:val="center"/>
+              <w:rPr>
+                <w:color w:val="000000"/>
+                <w:sz w:val="16"/>
+                <w:szCs w:val="16"/>
+              </w:rPr>
+            </w:pPr>
+            <w:r>
+              <w:rPr>
+                <w:color w:val="000000"/>
+                <w:sz w:val="16"/>
+                <w:szCs w:val="16"/>
+              </w:rPr>
+              <w:t>ATC</w:t>
+            </w:r>
+          </w:p>
+        </w:tc>
+        <w:tc>
+          <w:tcPr>
+            <w:tcW w:w="1020" w:type="dxa"/>
+            <w:tcBorders>
+              <w:top w:val="single" w:sz="4" w:space="0" w:color="000000"/>
+              <w:left w:val="single" w:sz="4" w:space="0" w:color="000000"/>
+              <w:bottom w:val="single" w:sz="4" w:space="0" w:color="000000"/>
+            </w:tcBorders>
+            <w:vAlign w:val="bottom"/>
+          </w:tcPr>
+          <w:p>
+            <w:pPr>
+              <w:pStyle w:val="Normal"/>
+              <w:widowControl w:val="false"/>
+              <w:spacing w:lineRule="auto" w:line="180"/>
+              <w:jc w:val="center"/>
+              <w:rPr>
+                <w:color w:val="000000"/>
+                <w:sz w:val="16"/>
+                <w:szCs w:val="16"/>
+              </w:rPr>
+            </w:pPr>
+            <w:r>
+              <w:rPr>
+                <w:color w:val="000000"/>
+                <w:sz w:val="16"/>
+                <w:szCs w:val="16"/>
+              </w:rPr>
+              <w:t>Generator Field</w:t>
+            </w:r>
+          </w:p>
+        </w:tc>
+        <w:tc>
+          <w:tcPr>
+            <w:tcW w:w="1016" w:type="dxa"/>
+            <w:tcBorders>
+              <w:top w:val="single" w:sz="4" w:space="0" w:color="000000"/>
+              <w:left w:val="single" w:sz="4" w:space="0" w:color="000000"/>
+              <w:bottom w:val="single" w:sz="4" w:space="0" w:color="000000"/>
+            </w:tcBorders>
+            <w:vAlign w:val="bottom"/>
+          </w:tcPr>
+          <w:p>
+            <w:pPr>
+              <w:pStyle w:val="Normal"/>
+              <w:widowControl w:val="false"/>
+              <w:jc w:val="center"/>
+              <w:rPr>
+                <w:color w:val="000000"/>
+                <w:sz w:val="16"/>
+                <w:szCs w:val="16"/>
+              </w:rPr>
+            </w:pPr>
+            <w:r>
+              <w:rPr>
+                <w:color w:val="000000"/>
+                <w:sz w:val="16"/>
+                <w:szCs w:val="16"/>
+              </w:rPr>
+              <w:t>Brake</w:t>
+            </w:r>
+          </w:p>
+          <w:p>
+            <w:pPr>
+              <w:pStyle w:val="Normal"/>
+              <w:widowControl w:val="false"/>
+              <w:jc w:val="center"/>
+              <w:rPr>
+                <w:color w:val="000000"/>
+                <w:sz w:val="16"/>
+                <w:szCs w:val="16"/>
+              </w:rPr>
+            </w:pPr>
+            <w:r>
+              <w:rPr>
+                <w:color w:val="000000"/>
+                <w:sz w:val="16"/>
+                <w:szCs w:val="16"/>
+              </w:rPr>
+              <w:t>Cut-In</w:t>
+            </w:r>
+          </w:p>
+        </w:tc>
+        <w:tc>
+          <w:tcPr>
+            <w:tcW w:w="1016" w:type="dxa"/>
+            <w:tcBorders>
+              <w:top w:val="single" w:sz="4" w:space="0" w:color="000000"/>
+              <w:left w:val="single" w:sz="4" w:space="0" w:color="000000"/>
+              <w:bottom w:val="single" w:sz="4" w:space="0" w:color="000000"/>
+            </w:tcBorders>
+            <w:vAlign w:val="bottom"/>
+          </w:tcPr>
+          <w:p>
+            <w:pPr>
+              <w:pStyle w:val="Normal"/>
+              <w:widowControl w:val="false"/>
+              <w:jc w:val="center"/>
+              <w:rPr>
+                <w:color w:val="000000"/>
+                <w:sz w:val="16"/>
+                <w:szCs w:val="16"/>
+              </w:rPr>
+            </w:pPr>
+            <w:r>
+              <w:rPr>
+                <w:color w:val="000000"/>
+                <w:sz w:val="16"/>
+                <w:szCs w:val="16"/>
+              </w:rPr>
+              <w:t>MU-2A Lead</w:t>
+            </w:r>
+          </w:p>
+        </w:tc>
+        <w:tc>
+          <w:tcPr>
+            <w:tcW w:w="1017" w:type="dxa"/>
+            <w:tcBorders>
+              <w:top w:val="single" w:sz="4" w:space="0" w:color="000000"/>
+              <w:left w:val="single" w:sz="4" w:space="0" w:color="000000"/>
+              <w:bottom w:val="single" w:sz="4" w:space="0" w:color="000000"/>
+            </w:tcBorders>
+            <w:vAlign w:val="bottom"/>
+          </w:tcPr>
+          <w:p>
+            <w:pPr>
+              <w:pStyle w:val="Normal"/>
+              <w:widowControl w:val="false"/>
+              <w:jc w:val="center"/>
+              <w:rPr>
+                <w:color w:val="000000"/>
+                <w:sz w:val="16"/>
+                <w:szCs w:val="16"/>
+              </w:rPr>
+            </w:pPr>
+            <w:r>
+              <w:rPr>
+                <w:rFonts w:eastAsia="arial" w:ascii="arial" w:hAnsi="arial"/>
+                <w:color w:val="000000"/>
+                <w:sz w:val="16"/>
+                <w:szCs w:val="16"/>
+              </w:rPr>
+              <w:t>Isolation Run</w:t>
+            </w:r>
+          </w:p>
+        </w:tc>
+        <w:tc>
+          <w:tcPr>
+            <w:tcW w:w="1016" w:type="dxa"/>
+            <w:tcBorders>
+              <w:top w:val="single" w:sz="4" w:space="0" w:color="000000"/>
+              <w:left w:val="single" w:sz="4" w:space="0" w:color="000000"/>
+              <w:bottom w:val="single" w:sz="4" w:space="0" w:color="000000"/>
+            </w:tcBorders>
+            <w:vAlign w:val="bottom"/>
+          </w:tcPr>
+          <w:p>
+            <w:pPr>
+              <w:pStyle w:val="Normal"/>
+              <w:widowControl w:val="false"/>
+              <w:jc w:val="center"/>
+              <w:rPr>
+                <w:sz w:val="16"/>
+                <w:szCs w:val="16"/>
+              </w:rPr>
+            </w:pPr>
+            <w:r>
+              <w:rPr>
+                <w:sz w:val="16"/>
+                <w:szCs w:val="16"/>
+              </w:rPr>
+              <w:t>HEP Eng. Stop</w:t>
+            </w:r>
+          </w:p>
+        </w:tc>
+        <w:tc>
+          <w:tcPr>
+            <w:tcW w:w="1020" w:type="dxa"/>
+            <w:tcBorders>
+              <w:top w:val="single" w:sz="4" w:space="0" w:color="000000"/>
+              <w:left w:val="single" w:sz="4" w:space="0" w:color="000000"/>
+              <w:bottom w:val="single" w:sz="4" w:space="0" w:color="000000"/>
+            </w:tcBorders>
+            <w:vAlign w:val="bottom"/>
+          </w:tcPr>
+          <w:p>
+            <w:pPr>
+              <w:pStyle w:val="Normal"/>
+              <w:widowControl w:val="false"/>
+              <w:jc w:val="center"/>
+              <w:rPr>
+                <w:color w:val="000000"/>
+                <w:sz w:val="16"/>
+                <w:szCs w:val="16"/>
+              </w:rPr>
+            </w:pPr>
+            <w:r>
+              <w:rPr>
+                <w:rFonts w:eastAsia="arial" w:ascii="arial" w:hAnsi="arial"/>
+                <w:color w:val="000000"/>
+                <w:sz w:val="16"/>
+                <w:szCs w:val="16"/>
+              </w:rPr>
+              <w:t>Step Light</w:t>
+            </w:r>
+          </w:p>
+        </w:tc>
+        <w:tc>
+          <w:tcPr>
+            <w:tcW w:w="1016" w:type="dxa"/>
+            <w:tcBorders>
+              <w:top w:val="single" w:sz="4" w:space="0" w:color="000000"/>
+              <w:left w:val="single" w:sz="4" w:space="0" w:color="000000"/>
+              <w:bottom w:val="single" w:sz="4" w:space="0" w:color="000000"/>
+            </w:tcBorders>
+            <w:vAlign w:val="bottom"/>
+          </w:tcPr>
+          <w:p>
+            <w:pPr>
+              <w:pStyle w:val="Normal"/>
+              <w:widowControl w:val="false"/>
+              <w:spacing w:lineRule="auto" w:line="180"/>
+              <w:jc w:val="center"/>
+              <w:rPr>
+                <w:sz w:val="16"/>
+                <w:szCs w:val="16"/>
+              </w:rPr>
+            </w:pPr>
+            <w:r>
+              <w:rPr>
+                <w:rFonts w:eastAsia="arial" w:ascii="arial" w:hAnsi="arial"/>
+                <w:color w:val="000000"/>
+                <w:sz w:val="16"/>
+                <w:szCs w:val="16"/>
+              </w:rPr>
+              <w:t>Gauge Light</w:t>
+            </w:r>
+          </w:p>
+        </w:tc>
+        <w:tc>
+          <w:tcPr>
+            <w:tcW w:w="1016" w:type="dxa"/>
+            <w:tcBorders>
+              <w:top w:val="single" w:sz="4" w:space="0" w:color="000000"/>
+              <w:left w:val="single" w:sz="4" w:space="0" w:color="000000"/>
+              <w:bottom w:val="single" w:sz="4" w:space="0" w:color="000000"/>
+            </w:tcBorders>
+            <w:vAlign w:val="bottom"/>
+          </w:tcPr>
+          <w:p>
+            <w:pPr>
+              <w:pStyle w:val="Normal"/>
+              <w:widowControl w:val="false"/>
+              <w:spacing w:lineRule="auto" w:line="180"/>
+              <w:jc w:val="center"/>
+              <w:rPr>
+                <w:sz w:val="16"/>
+                <w:szCs w:val="16"/>
+              </w:rPr>
+            </w:pPr>
+            <w:r>
+              <w:rPr>
+                <w:sz w:val="16"/>
+                <w:szCs w:val="16"/>
+              </w:rPr>
+              <w:t>Cab Light</w:t>
+            </w:r>
+          </w:p>
+        </w:tc>
+        <w:tc>
+          <w:tcPr>
+            <w:tcW w:w="1016" w:type="dxa"/>
+            <w:tcBorders>
+              <w:top w:val="single" w:sz="4" w:space="0" w:color="000000"/>
+              <w:left w:val="single" w:sz="4" w:space="0" w:color="000000"/>
+              <w:bottom w:val="single" w:sz="4" w:space="0" w:color="000000"/>
+            </w:tcBorders>
+            <w:vAlign w:val="bottom"/>
+          </w:tcPr>
+          <w:p>
+            <w:pPr>
+              <w:pStyle w:val="Normal"/>
+              <w:widowControl w:val="false"/>
+              <w:spacing w:lineRule="auto" w:line="180"/>
+              <w:jc w:val="center"/>
+              <w:rPr>
+                <w:sz w:val="16"/>
+                <w:szCs w:val="16"/>
+              </w:rPr>
+            </w:pPr>
+            <w:r>
+              <w:rPr>
+                <w:rFonts w:eastAsia="arial" w:ascii="arial" w:hAnsi="arial"/>
+                <w:color w:val="000000"/>
+                <w:sz w:val="16"/>
+                <w:szCs w:val="16"/>
+              </w:rPr>
+              <w:t>1-Person</w:t>
+            </w:r>
+          </w:p>
+        </w:tc>
+        <w:tc>
+          <w:tcPr>
+            <w:tcW w:w="1029" w:type="dxa"/>
+            <w:tcBorders>
+              <w:top w:val="single" w:sz="4" w:space="0" w:color="000000"/>
+              <w:left w:val="single" w:sz="4" w:space="0" w:color="000000"/>
+              <w:bottom w:val="single" w:sz="4" w:space="0" w:color="000000"/>
+              <w:right w:val="single" w:sz="4" w:space="0" w:color="000000"/>
+            </w:tcBorders>
+            <w:vAlign w:val="bottom"/>
+          </w:tcPr>
+          <w:p>
+            <w:pPr>
+              <w:pStyle w:val="Normal"/>
+              <w:widowControl w:val="false"/>
+              <w:spacing w:lineRule="auto" w:line="180"/>
+              <w:jc w:val="center"/>
+              <w:rPr>
+                <w:sz w:val="16"/>
+                <w:szCs w:val="16"/>
+              </w:rPr>
+            </w:pPr>
+            <w:r>
+              <w:rPr>
+                <w:rFonts w:eastAsia="arial" w:ascii="arial" w:hAnsi="arial"/>
+                <w:color w:val="000000"/>
+                <w:sz w:val="16"/>
+                <w:szCs w:val="16"/>
+              </w:rPr>
+              <w:t>Next</w:t>
+            </w:r>
+          </w:p>
+          <w:p>
+            <w:pPr>
+              <w:pStyle w:val="Normal"/>
+              <w:widowControl w:val="false"/>
+              <w:spacing w:lineRule="auto" w:line="180"/>
+              <w:jc w:val="center"/>
+              <w:rPr>
+                <w:sz w:val="16"/>
+                <w:szCs w:val="16"/>
+              </w:rPr>
+            </w:pPr>
+            <w:r>
+              <w:rPr>
+                <w:rFonts w:eastAsia="arial" w:ascii="arial" w:hAnsi="arial"/>
+                <w:color w:val="000000"/>
+                <w:sz w:val="16"/>
+                <w:szCs w:val="16"/>
+              </w:rPr>
+              <w:t>Cab Cam</w:t>
+            </w:r>
+          </w:p>
+        </w:tc>
+      </w:tr>
+    </w:tbl>
+    <w:p>
+      <w:pPr>
+        <w:pStyle w:val="Normal"/>
+        <w:rPr>
+          <w:rFonts w:ascii="arial" w:hAnsi="arial" w:eastAsia="arial"/>
+          <w:color w:val="000000"/>
+          <w:sz w:val="16"/>
+          <w:szCs w:val="16"/>
+        </w:rPr>
+      </w:pPr>
+      <w:r>
+        <w:rPr>
+          <w:rFonts w:eastAsia="arial" w:ascii="arial" w:hAnsi="arial"/>
+          <w:color w:val="000000"/>
+          <w:sz w:val="16"/>
+          <w:szCs w:val="16"/>
+        </w:rPr>
+      </w:r>
+    </w:p>
+    <w:p>
+      <w:pPr>
+        <w:pStyle w:val="Normal"/>
+        <w:rPr>
+          <w:color w:val="000000"/>
+          <w:sz w:val="16"/>
+          <w:szCs w:val="16"/>
+        </w:rPr>
+      </w:pPr>
+      <w:r>
+        <w:rPr>
+          <w:rFonts w:eastAsia="arial" w:ascii="arial" w:hAnsi="arial"/>
+          <w:color w:val="000000"/>
+          <w:sz w:val="16"/>
+          <w:szCs w:val="16"/>
+        </w:rPr>
+        <w:tab/>
+        <w:t xml:space="preserve">           </w:t>
+      </w:r>
+      <w:r>
+        <w:rPr>
+          <w:rFonts w:eastAsia="arial" w:ascii="arial" w:hAnsi="arial"/>
+          <w:color w:val="000000"/>
+          <w:sz w:val="16"/>
+          <w:szCs w:val="16"/>
+        </w:rPr>
+        <w:t>GP49H-3</w:t>
       </w:r>
       <w:r>
         <w:rPr>
@@ -40597,48 +43963,54 @@
             <w:pPr>
               <w:pStyle w:val="Normal"/>
               <w:widowControl w:val="false"/>
-              <w:jc w:val="center"/>
-              <w:rPr>
-                <w:rFonts w:ascii="arial" w:hAnsi="arial" w:eastAsia="arial"/>
-                <w:color w:val="000000"/>
-                <w:sz w:val="16"/>
-                <w:szCs w:val="16"/>
-              </w:rPr>
-            </w:pPr>
-            <w:r>
-              <w:rPr>
-                <w:rFonts w:eastAsia="arial" w:ascii="arial" w:hAnsi="arial"/>
-                <w:color w:val="000000"/>
-                <w:sz w:val="16"/>
-                <w:szCs w:val="16"/>
-              </w:rPr>
-            </w:r>
-          </w:p>
-        </w:tc>
-        <w:tc>
-          <w:tcPr>
-            <w:tcW w:w="1016" w:type="dxa"/>
-            <w:tcBorders>
-              <w:top w:val="single" w:sz="4" w:space="0" w:color="000000"/>
-              <w:left w:val="single" w:sz="4" w:space="0" w:color="000000"/>
-              <w:bottom w:val="single" w:sz="4" w:space="0" w:color="000000"/>
-            </w:tcBorders>
-            <w:vAlign w:val="bottom"/>
-          </w:tcPr>
-          <w:p>
-            <w:pPr>
-              <w:pStyle w:val="Normal"/>
-              <w:widowControl w:val="false"/>
-              <w:spacing w:lineRule="auto" w:line="180"/>
-              <w:jc w:val="center"/>
-              <w:rPr>
-                <w:color w:val="000000"/>
-                <w:sz w:val="16"/>
-                <w:szCs w:val="16"/>
-              </w:rPr>
-            </w:pPr>
-            <w:r>
-              <w:rPr/>
+              <w:spacing w:lineRule="auto" w:line="180"/>
+              <w:jc w:val="center"/>
+              <w:rPr>
+                <w:color w:val="000000"/>
+                <w:sz w:val="16"/>
+                <w:szCs w:val="16"/>
+              </w:rPr>
+            </w:pPr>
+            <w:r>
+              <w:rPr>
+                <w:rFonts w:eastAsia="arial" w:ascii="arial" w:hAnsi="arial"/>
+                <w:color w:val="000000"/>
+                <w:sz w:val="16"/>
+                <w:szCs w:val="16"/>
+              </w:rPr>
+              <w:t>Engine Stop</w:t>
+            </w:r>
+          </w:p>
+        </w:tc>
+        <w:tc>
+          <w:tcPr>
+            <w:tcW w:w="1016" w:type="dxa"/>
+            <w:tcBorders>
+              <w:top w:val="single" w:sz="4" w:space="0" w:color="000000"/>
+              <w:left w:val="single" w:sz="4" w:space="0" w:color="000000"/>
+              <w:bottom w:val="single" w:sz="4" w:space="0" w:color="000000"/>
+            </w:tcBorders>
+            <w:vAlign w:val="bottom"/>
+          </w:tcPr>
+          <w:p>
+            <w:pPr>
+              <w:pStyle w:val="Normal"/>
+              <w:widowControl w:val="false"/>
+              <w:spacing w:lineRule="auto" w:line="180"/>
+              <w:jc w:val="center"/>
+              <w:rPr>
+                <w:color w:val="000000"/>
+                <w:sz w:val="16"/>
+                <w:szCs w:val="16"/>
+              </w:rPr>
+            </w:pPr>
+            <w:r>
+              <w:rPr>
+                <w:color w:val="000000"/>
+                <w:sz w:val="16"/>
+                <w:szCs w:val="16"/>
+              </w:rPr>
+              <w:t>Alerter</w:t>
             </w:r>
           </w:p>
         </w:tc>
@@ -40670,61 +44042,90 @@
                 <w:sz w:val="16"/>
                 <w:szCs w:val="16"/>
               </w:rPr>
-            </w:r>
-          </w:p>
-        </w:tc>
-        <w:tc>
-          <w:tcPr>
-            <w:tcW w:w="1016" w:type="dxa"/>
-            <w:tcBorders>
-              <w:top w:val="single" w:sz="4" w:space="0" w:color="000000"/>
-              <w:left w:val="single" w:sz="4" w:space="0" w:color="000000"/>
-              <w:bottom w:val="single" w:sz="4" w:space="0" w:color="000000"/>
-            </w:tcBorders>
-            <w:vAlign w:val="bottom"/>
-          </w:tcPr>
-          <w:p>
-            <w:pPr>
-              <w:pStyle w:val="Normal"/>
-              <w:widowControl w:val="false"/>
-              <w:spacing w:lineRule="auto" w:line="180"/>
-              <w:jc w:val="center"/>
-              <w:rPr>
-                <w:color w:val="000000"/>
-                <w:sz w:val="16"/>
-                <w:szCs w:val="16"/>
-              </w:rPr>
-            </w:pPr>
-            <w:r>
-              <w:rPr/>
-            </w:r>
-          </w:p>
-        </w:tc>
-        <w:tc>
-          <w:tcPr>
-            <w:tcW w:w="1016" w:type="dxa"/>
-            <w:tcBorders>
-              <w:top w:val="single" w:sz="4" w:space="0" w:color="000000"/>
-              <w:left w:val="single" w:sz="4" w:space="0" w:color="000000"/>
-              <w:bottom w:val="single" w:sz="4" w:space="0" w:color="000000"/>
-            </w:tcBorders>
-            <w:vAlign w:val="bottom"/>
-          </w:tcPr>
-          <w:p>
-            <w:pPr>
-              <w:pStyle w:val="Normal"/>
-              <w:widowControl w:val="false"/>
-              <w:jc w:val="center"/>
-              <w:rPr>
-                <w:sz w:val="16"/>
-                <w:szCs w:val="16"/>
-              </w:rPr>
-            </w:pPr>
-            <w:r>
-              <w:rPr>
-                <w:sz w:val="16"/>
-                <w:szCs w:val="16"/>
-              </w:rPr>
+              <w:t>Control &amp; Fuel Pump</w:t>
+            </w:r>
+          </w:p>
+        </w:tc>
+        <w:tc>
+          <w:tcPr>
+            <w:tcW w:w="1016" w:type="dxa"/>
+            <w:tcBorders>
+              <w:top w:val="single" w:sz="4" w:space="0" w:color="000000"/>
+              <w:left w:val="single" w:sz="4" w:space="0" w:color="000000"/>
+              <w:bottom w:val="single" w:sz="4" w:space="0" w:color="000000"/>
+            </w:tcBorders>
+            <w:vAlign w:val="bottom"/>
+          </w:tcPr>
+          <w:p>
+            <w:pPr>
+              <w:pStyle w:val="Normal"/>
+              <w:widowControl w:val="false"/>
+              <w:jc w:val="center"/>
+              <w:rPr>
+                <w:color w:val="000000"/>
+                <w:sz w:val="16"/>
+                <w:szCs w:val="16"/>
+              </w:rPr>
+            </w:pPr>
+            <w:r>
+              <w:rPr>
+                <w:color w:val="000000"/>
+                <w:sz w:val="16"/>
+                <w:szCs w:val="16"/>
+              </w:rPr>
+              <w:t>Brake</w:t>
+            </w:r>
+          </w:p>
+          <w:p>
+            <w:pPr>
+              <w:pStyle w:val="Normal"/>
+              <w:widowControl w:val="false"/>
+              <w:jc w:val="center"/>
+              <w:rPr>
+                <w:color w:val="000000"/>
+                <w:sz w:val="16"/>
+                <w:szCs w:val="16"/>
+              </w:rPr>
+            </w:pPr>
+            <w:r>
+              <w:rPr>
+                <w:color w:val="000000"/>
+                <w:sz w:val="16"/>
+                <w:szCs w:val="16"/>
+              </w:rPr>
+              <w:t>Cut-Out</w:t>
+            </w:r>
+          </w:p>
+        </w:tc>
+        <w:tc>
+          <w:tcPr>
+            <w:tcW w:w="1016" w:type="dxa"/>
+            <w:tcBorders>
+              <w:top w:val="single" w:sz="4" w:space="0" w:color="000000"/>
+              <w:left w:val="single" w:sz="4" w:space="0" w:color="000000"/>
+              <w:bottom w:val="single" w:sz="4" w:space="0" w:color="000000"/>
+            </w:tcBorders>
+            <w:vAlign w:val="bottom"/>
+          </w:tcPr>
+          <w:p>
+            <w:pPr>
+              <w:pStyle w:val="Normal"/>
+              <w:widowControl w:val="false"/>
+              <w:jc w:val="center"/>
+              <w:rPr>
+                <w:color w:val="000000"/>
+                <w:sz w:val="16"/>
+                <w:szCs w:val="16"/>
+              </w:rPr>
+            </w:pPr>
+            <w:r>
+              <w:rPr>
+                <w:rFonts w:eastAsia="arial" w:ascii="arial" w:hAnsi="arial"/>
+                <w:color w:val="000000"/>
+                <w:sz w:val="16"/>
+                <w:szCs w:val="16"/>
+              </w:rPr>
+              <w:t>MU-2A Trail</w:t>
             </w:r>
           </w:p>
         </w:tc>
@@ -40742,65 +44143,53 @@
             <w:pPr>
               <w:pStyle w:val="Normal"/>
               <w:widowControl w:val="false"/>
-              <w:spacing w:lineRule="auto" w:line="180"/>
-              <w:jc w:val="center"/>
-              <w:rPr>
-                <w:sz w:val="16"/>
-                <w:szCs w:val="16"/>
-              </w:rPr>
-            </w:pPr>
-            <w:r>
-              <w:rPr>
-                <w:rFonts w:eastAsia="arial" w:ascii="arial" w:hAnsi="arial"/>
-                <w:color w:val="000000"/>
-                <w:sz w:val="16"/>
-                <w:szCs w:val="16"/>
-              </w:rPr>
-              <w:t>Uncouple</w:t>
-            </w:r>
-          </w:p>
-        </w:tc>
-        <w:tc>
-          <w:tcPr>
-            <w:tcW w:w="1016" w:type="dxa"/>
-            <w:tcBorders>
-              <w:top w:val="single" w:sz="4" w:space="0" w:color="000000"/>
-              <w:left w:val="single" w:sz="4" w:space="0" w:color="000000"/>
-              <w:bottom w:val="single" w:sz="4" w:space="0" w:color="000000"/>
-            </w:tcBorders>
-            <w:vAlign w:val="bottom"/>
-          </w:tcPr>
-          <w:p>
-            <w:pPr>
-              <w:pStyle w:val="Normal"/>
-              <w:widowControl w:val="false"/>
-              <w:spacing w:lineRule="auto" w:line="180"/>
-              <w:jc w:val="center"/>
-              <w:rPr>
-                <w:sz w:val="16"/>
-                <w:szCs w:val="16"/>
-              </w:rPr>
-            </w:pPr>
-            <w:r>
-              <w:rPr>
-                <w:sz w:val="16"/>
-                <w:szCs w:val="16"/>
-              </w:rPr>
-              <w:t>Desk</w:t>
-            </w:r>
-            <w:r>
-              <w:rPr>
-                <w:sz w:val="16"/>
-                <w:szCs w:val="16"/>
-              </w:rPr>
-              <w:t xml:space="preserve"> Light </w:t>
-            </w:r>
-            <w:r>
-              <w:rPr>
-                <w:sz w:val="16"/>
-                <w:szCs w:val="16"/>
-              </w:rPr>
-              <w:t>Dw</w:t>
+              <w:jc w:val="center"/>
+              <w:rPr>
+                <w:color w:val="000000"/>
+                <w:sz w:val="16"/>
+                <w:szCs w:val="16"/>
+              </w:rPr>
+            </w:pPr>
+            <w:r>
+              <w:rPr>
+                <w:rFonts w:eastAsia="arial" w:ascii="arial" w:hAnsi="arial"/>
+                <w:color w:val="000000"/>
+                <w:sz w:val="16"/>
+                <w:szCs w:val="16"/>
+              </w:rPr>
+              <w:t>Isolation Start Iso.</w:t>
+            </w:r>
+          </w:p>
+        </w:tc>
+        <w:tc>
+          <w:tcPr>
+            <w:tcW w:w="1016" w:type="dxa"/>
+            <w:tcBorders>
+              <w:top w:val="single" w:sz="4" w:space="0" w:color="000000"/>
+              <w:left w:val="single" w:sz="4" w:space="0" w:color="000000"/>
+              <w:bottom w:val="single" w:sz="4" w:space="0" w:color="000000"/>
+            </w:tcBorders>
+            <w:vAlign w:val="bottom"/>
+          </w:tcPr>
+          <w:p>
+            <w:pPr>
+              <w:pStyle w:val="Normal"/>
+              <w:widowControl w:val="false"/>
+              <w:jc w:val="center"/>
+              <w:rPr>
+                <w:color w:val="000000"/>
+                <w:sz w:val="16"/>
+                <w:szCs w:val="16"/>
+              </w:rPr>
+            </w:pPr>
+            <w:r>
+              <w:rPr>
+                <w:rFonts w:eastAsia="arial" w:ascii="arial" w:hAnsi="arial"/>
+                <w:color w:val="000000"/>
+                <w:sz w:val="16"/>
+                <w:szCs w:val="16"/>
+              </w:rPr>
+              <w:t>AC Power Off</w:t>
             </w:r>
           </w:p>
         </w:tc>
@@ -40818,92 +44207,84 @@
             <w:pPr>
               <w:pStyle w:val="Normal"/>
               <w:widowControl w:val="false"/>
-              <w:spacing w:lineRule="auto" w:line="180"/>
-              <w:jc w:val="center"/>
-              <w:rPr>
-                <w:sz w:val="16"/>
-                <w:szCs w:val="16"/>
-              </w:rPr>
-            </w:pPr>
-            <w:r>
-              <w:rPr>
-                <w:rFonts w:eastAsia="arial" w:ascii="arial" w:hAnsi="arial"/>
-                <w:color w:val="000000"/>
-                <w:sz w:val="16"/>
-                <w:szCs w:val="16"/>
-              </w:rPr>
-              <w:t>Gauge Light Dw</w:t>
-            </w:r>
-          </w:p>
-        </w:tc>
-        <w:tc>
-          <w:tcPr>
-            <w:tcW w:w="1016" w:type="dxa"/>
-            <w:tcBorders>
-              <w:top w:val="single" w:sz="4" w:space="0" w:color="000000"/>
-              <w:left w:val="single" w:sz="4" w:space="0" w:color="000000"/>
-              <w:bottom w:val="single" w:sz="4" w:space="0" w:color="000000"/>
-            </w:tcBorders>
-            <w:vAlign w:val="bottom"/>
-          </w:tcPr>
-          <w:p>
-            <w:pPr>
-              <w:pStyle w:val="Normal"/>
-              <w:widowControl w:val="false"/>
-              <w:spacing w:lineRule="auto" w:line="180"/>
-              <w:jc w:val="center"/>
-              <w:rPr>
-                <w:sz w:val="16"/>
-                <w:szCs w:val="16"/>
-              </w:rPr>
-            </w:pPr>
-            <w:r>
-              <w:rPr>
-                <w:rFonts w:eastAsia="arial" w:ascii="arial" w:hAnsi="arial"/>
-                <w:color w:val="000000"/>
-                <w:sz w:val="16"/>
-                <w:szCs w:val="16"/>
-              </w:rPr>
-              <w:t>Marker Light Off</w:t>
-            </w:r>
-          </w:p>
-        </w:tc>
-        <w:tc>
-          <w:tcPr>
-            <w:tcW w:w="1016" w:type="dxa"/>
-            <w:tcBorders>
-              <w:top w:val="single" w:sz="4" w:space="0" w:color="000000"/>
-              <w:left w:val="single" w:sz="4" w:space="0" w:color="000000"/>
-              <w:bottom w:val="single" w:sz="4" w:space="0" w:color="000000"/>
-            </w:tcBorders>
-            <w:vAlign w:val="bottom"/>
-          </w:tcPr>
-          <w:p>
-            <w:pPr>
-              <w:pStyle w:val="Normal"/>
-              <w:widowControl w:val="false"/>
-              <w:spacing w:lineRule="auto" w:line="180"/>
-              <w:jc w:val="center"/>
-              <w:rPr>
-                <w:sz w:val="16"/>
-                <w:szCs w:val="16"/>
-              </w:rPr>
-            </w:pPr>
-            <w:r>
-              <w:rPr>
-                <w:color w:val="000000"/>
-                <w:sz w:val="16"/>
-                <w:szCs w:val="16"/>
-              </w:rPr>
-              <w:t xml:space="preserve">Cab Light </w:t>
-            </w:r>
-            <w:r>
-              <w:rPr>
-                <w:color w:val="000000"/>
-                <w:sz w:val="16"/>
-                <w:szCs w:val="16"/>
-              </w:rPr>
-              <w:t>Off</w:t>
+              <w:jc w:val="center"/>
+              <w:rPr>
+                <w:color w:val="000000"/>
+                <w:sz w:val="16"/>
+                <w:szCs w:val="16"/>
+              </w:rPr>
+            </w:pPr>
+            <w:r>
+              <w:rPr>
+                <w:rFonts w:eastAsia="arial" w:ascii="arial" w:hAnsi="arial"/>
+                <w:color w:val="000000"/>
+                <w:sz w:val="16"/>
+                <w:szCs w:val="16"/>
+              </w:rPr>
+              <w:t>Crossing Light</w:t>
+            </w:r>
+          </w:p>
+        </w:tc>
+        <w:tc>
+          <w:tcPr>
+            <w:tcW w:w="1016" w:type="dxa"/>
+            <w:tcBorders>
+              <w:top w:val="single" w:sz="4" w:space="0" w:color="000000"/>
+              <w:left w:val="single" w:sz="4" w:space="0" w:color="000000"/>
+              <w:bottom w:val="single" w:sz="4" w:space="0" w:color="000000"/>
+            </w:tcBorders>
+            <w:vAlign w:val="bottom"/>
+          </w:tcPr>
+          <w:p>
+            <w:pPr>
+              <w:pStyle w:val="Normal"/>
+              <w:widowControl w:val="false"/>
+              <w:spacing w:lineRule="auto" w:line="180"/>
+              <w:jc w:val="center"/>
+              <w:rPr>
+                <w:color w:val="000000"/>
+                <w:sz w:val="16"/>
+                <w:szCs w:val="16"/>
+              </w:rPr>
+            </w:pPr>
+            <w:r>
+              <w:rPr>
+                <w:rFonts w:eastAsia="arial" w:ascii="arial" w:hAnsi="arial"/>
+                <w:color w:val="000000"/>
+                <w:sz w:val="16"/>
+                <w:szCs w:val="16"/>
+              </w:rPr>
+              <w:t>Engine Run</w:t>
+            </w:r>
+          </w:p>
+        </w:tc>
+        <w:tc>
+          <w:tcPr>
+            <w:tcW w:w="1016" w:type="dxa"/>
+            <w:tcBorders>
+              <w:top w:val="single" w:sz="4" w:space="0" w:color="000000"/>
+              <w:left w:val="single" w:sz="4" w:space="0" w:color="000000"/>
+              <w:bottom w:val="single" w:sz="4" w:space="0" w:color="000000"/>
+            </w:tcBorders>
+            <w:vAlign w:val="bottom"/>
+          </w:tcPr>
+          <w:p>
+            <w:pPr>
+              <w:pStyle w:val="Normal"/>
+              <w:widowControl w:val="false"/>
+              <w:spacing w:lineRule="auto" w:line="180"/>
+              <w:jc w:val="center"/>
+              <w:rPr>
+                <w:sz w:val="16"/>
+                <w:szCs w:val="16"/>
+              </w:rPr>
+            </w:pPr>
+            <w:r>
+              <w:rPr>
+                <w:sz w:val="16"/>
+                <w:szCs w:val="16"/>
+              </w:rPr>
+              <w:t>Marker Light</w:t>
             </w:r>
           </w:p>
         </w:tc>
@@ -41019,7 +44400,6 @@
     <w:p>
       <w:pPr>
         <w:pStyle w:val="Normal"/>
-        <w:bidi w:val="0"/>
         <w:rPr>
           <w:color w:val="000000"/>
           <w:sz w:val="16"/>

--- a/raildriver-USA-Remapped.docx
+++ b/raildriver-USA-Remapped.docx
@@ -43248,25 +43248,7 @@
           <w:sz w:val="16"/>
           <w:szCs w:val="16"/>
         </w:rPr>
-        <w:t xml:space="preserve">    </w:t>
-      </w:r>
-      <w:r>
-        <w:rPr>
-          <w:rFonts w:eastAsia="arial" w:ascii="arial" w:hAnsi="arial"/>
-          <w:color w:val="000000"/>
-          <w:sz w:val="16"/>
-          <w:szCs w:val="16"/>
-        </w:rPr>
-        <w:t>GP49H-3</w:t>
-      </w:r>
-      <w:r>
-        <w:rPr>
-          <w:rFonts w:eastAsia="arial" w:ascii="arial" w:hAnsi="arial"/>
-          <w:color w:val="000000"/>
-          <w:sz w:val="16"/>
-          <w:szCs w:val="16"/>
-        </w:rPr>
-        <w:t>-1</w:t>
+        <w:t xml:space="preserve">    GP49H-3-1</w:t>
       </w:r>
     </w:p>
     <w:tbl>
@@ -43828,25 +43810,7 @@
           <w:szCs w:val="16"/>
         </w:rPr>
         <w:tab/>
-        <w:t xml:space="preserve">           </w:t>
-      </w:r>
-      <w:r>
-        <w:rPr>
-          <w:rFonts w:eastAsia="arial" w:ascii="arial" w:hAnsi="arial"/>
-          <w:color w:val="000000"/>
-          <w:sz w:val="16"/>
-          <w:szCs w:val="16"/>
-        </w:rPr>
-        <w:t>GP49H-3</w:t>
-      </w:r>
-      <w:r>
-        <w:rPr>
-          <w:rFonts w:eastAsia="arial" w:ascii="arial" w:hAnsi="arial"/>
-          <w:color w:val="000000"/>
-          <w:sz w:val="16"/>
-          <w:szCs w:val="16"/>
-        </w:rPr>
-        <w:t>-2</w:t>
+        <w:t xml:space="preserve">           GP49H-3-2</w:t>
       </w:r>
     </w:p>
     <w:tbl>
